--- a/fuentes/12230000_CF01_DI.docx
+++ b/fuentes/12230000_CF01_DI.docx
@@ -1883,7 +1883,21 @@
                                 <w:b/>
                                 <w:color w:val="FFFFFF"/>
                               </w:rPr>
-                              <w:t>12230000_CF01_Guion_Video_Introduccion</w:t>
+                              <w:t>12230000_CF0</w:t>
+                            </w:r>
+                            <w:r>
+                              <w:rPr>
+                                <w:b/>
+                                <w:color w:val="FFFFFF"/>
+                              </w:rPr>
+                              <w:t>1</w:t>
+                            </w:r>
+                            <w:r>
+                              <w:rPr>
+                                <w:b/>
+                                <w:color w:val="FFFFFF"/>
+                              </w:rPr>
+                              <w:t>_Guion_LIT_Video_01</w:t>
                             </w:r>
                           </w:p>
                         </w:txbxContent>
@@ -1897,9 +1911,9 @@
               </wp:inline>
             </w:drawing>
           </mc:Choice>
-          <mc:Fallback xmlns:w16sdtfl="http://schemas.microsoft.com/office/word/2024/wordml/sdtformatlock" xmlns:w16du="http://schemas.microsoft.com/office/word/2023/wordml/word16du" xmlns:oel="http://schemas.microsoft.com/office/2019/extlst">
+          <mc:Fallback>
             <w:pict>
-              <v:rect w14:anchorId="479A2C21" id="Rectángulo 249" o:spid="_x0000_s1026" style="width:426.15pt;height:57.65pt;visibility:visible;mso-wrap-style:square;mso-left-percent:-10001;mso-top-percent:-10001;mso-position-horizontal:absolute;mso-position-horizontal-relative:char;mso-position-vertical:absolute;mso-position-vertical-relative:line;mso-left-percent:-10001;mso-top-percent:-10001;v-text-anchor:middle" o:gfxdata="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" fillcolor="#39a900" strokecolor="#42719b" strokeweight="1pt">
+              <v:rect w14:anchorId="479A2C21" id="Rectángulo 249" o:spid="_x0000_s1026" style="width:426.15pt;height:57.65pt;visibility:visible;mso-wrap-style:square;mso-left-percent:-10001;mso-top-percent:-10001;mso-position-horizontal:absolute;mso-position-horizontal-relative:char;mso-position-vertical:absolute;mso-position-vertical-relative:line;mso-left-percent:-10001;mso-top-percent:-10001;v-text-anchor:middle" o:gfxdata="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" fillcolor="#39a900" strokecolor="#42719b" strokeweight="1pt">
                 <v:stroke startarrowwidth="narrow" startarrowlength="short" endarrowwidth="narrow" endarrowlength="short" miterlimit="5243f"/>
                 <v:textbox inset="2.53958mm,1.2694mm,2.53958mm,1.2694mm">
                   <w:txbxContent>
@@ -1916,7 +1930,21 @@
                           <w:b/>
                           <w:color w:val="FFFFFF"/>
                         </w:rPr>
-                        <w:t>12230000_CF01_Guion_Video_Introduccion</w:t>
+                        <w:t>12230000_CF0</w:t>
+                      </w:r>
+                      <w:r>
+                        <w:rPr>
+                          <w:b/>
+                          <w:color w:val="FFFFFF"/>
+                        </w:rPr>
+                        <w:t>1</w:t>
+                      </w:r>
+                      <w:r>
+                        <w:rPr>
+                          <w:b/>
+                          <w:color w:val="FFFFFF"/>
+                        </w:rPr>
+                        <w:t>_Guion_LIT_Video_01</w:t>
                       </w:r>
                     </w:p>
                   </w:txbxContent>
@@ -2609,7 +2637,6 @@
         <w:lastRenderedPageBreak/>
         <w:t>Entrenamiento en el puesto de trabajo (</w:t>
       </w:r>
-      <w:proofErr w:type="spellStart"/>
       <w:r>
         <w:rPr>
           <w:b/>
@@ -2621,77 +2648,7 @@
           <w:szCs w:val="20"/>
           <w:lang w:val="es-ES_tradnl"/>
         </w:rPr>
-        <w:t>on</w:t>
-      </w:r>
-      <w:proofErr w:type="spellEnd"/>
-      <w:r>
-        <w:rPr>
-          <w:b/>
-          <w:bCs/>
-          <w:i/>
-          <w:iCs/>
-          <w:color w:val="000000"/>
-          <w:sz w:val="20"/>
-          <w:szCs w:val="20"/>
-          <w:lang w:val="es-ES_tradnl"/>
-        </w:rPr>
-        <w:t xml:space="preserve"> </w:t>
-      </w:r>
-      <w:proofErr w:type="spellStart"/>
-      <w:r>
-        <w:rPr>
-          <w:b/>
-          <w:bCs/>
-          <w:i/>
-          <w:iCs/>
-          <w:color w:val="000000"/>
-          <w:sz w:val="20"/>
-          <w:szCs w:val="20"/>
-          <w:lang w:val="es-ES_tradnl"/>
-        </w:rPr>
-        <w:t>the</w:t>
-      </w:r>
-      <w:proofErr w:type="spellEnd"/>
-      <w:r>
-        <w:rPr>
-          <w:b/>
-          <w:bCs/>
-          <w:i/>
-          <w:iCs/>
-          <w:color w:val="000000"/>
-          <w:sz w:val="20"/>
-          <w:szCs w:val="20"/>
-          <w:lang w:val="es-ES_tradnl"/>
-        </w:rPr>
-        <w:t xml:space="preserve"> </w:t>
-      </w:r>
-      <w:proofErr w:type="spellStart"/>
-      <w:r>
-        <w:rPr>
-          <w:b/>
-          <w:bCs/>
-          <w:i/>
-          <w:iCs/>
-          <w:color w:val="000000"/>
-          <w:sz w:val="20"/>
-          <w:szCs w:val="20"/>
-          <w:lang w:val="es-ES_tradnl"/>
-        </w:rPr>
-        <w:t>job</w:t>
-      </w:r>
-      <w:proofErr w:type="spellEnd"/>
-      <w:r>
-        <w:rPr>
-          <w:b/>
-          <w:bCs/>
-          <w:i/>
-          <w:iCs/>
-          <w:color w:val="000000"/>
-          <w:sz w:val="20"/>
-          <w:szCs w:val="20"/>
-          <w:lang w:val="es-ES_tradnl"/>
-        </w:rPr>
-        <w:t xml:space="preserve"> training</w:t>
+        <w:t>on the job training</w:t>
       </w:r>
       <w:r>
         <w:rPr>
@@ -2748,7 +2705,6 @@
           <w:lang w:val="es-ES_tradnl"/>
         </w:rPr>
       </w:pPr>
-      <w:proofErr w:type="spellStart"/>
       <w:r>
         <w:rPr>
           <w:b/>
@@ -2762,7 +2718,6 @@
         </w:rPr>
         <w:t>Mentoring</w:t>
       </w:r>
-      <w:proofErr w:type="spellEnd"/>
       <w:r>
         <w:rPr>
           <w:b/>
@@ -2985,7 +2940,6 @@
         </w:rPr>
         <w:t xml:space="preserve"> y </w:t>
       </w:r>
-      <w:proofErr w:type="spellStart"/>
       <w:r>
         <w:rPr>
           <w:b/>
@@ -2999,7 +2953,6 @@
         </w:rPr>
         <w:t>microlearning</w:t>
       </w:r>
-      <w:proofErr w:type="spellEnd"/>
     </w:p>
     <w:p>
       <w:pPr>
@@ -3758,7 +3711,6 @@
               </w:rPr>
               <w:t xml:space="preserve">y </w:t>
             </w:r>
-            <w:proofErr w:type="spellStart"/>
             <w:r>
               <w:rPr>
                 <w:i/>
@@ -3770,7 +3722,6 @@
               </w:rPr>
               <w:t>microlearning</w:t>
             </w:r>
-            <w:proofErr w:type="spellEnd"/>
             <w:r>
               <w:rPr>
                 <w:color w:val="000000"/>
@@ -4615,7 +4566,6 @@
                 <w:lang w:val="es-ES_tradnl"/>
               </w:rPr>
             </w:pPr>
-            <w:proofErr w:type="gramStart"/>
             <w:r>
               <w:rPr>
                 <w:color w:val="FFFFFF"/>
@@ -4623,17 +4573,7 @@
                 <w:szCs w:val="20"/>
                 <w:lang w:val="es-ES_tradnl"/>
               </w:rPr>
-              <w:t>Cuándo</w:t>
-            </w:r>
-            <w:proofErr w:type="gramEnd"/>
-            <w:r>
-              <w:rPr>
-                <w:color w:val="FFFFFF"/>
-                <w:sz w:val="20"/>
-                <w:szCs w:val="20"/>
-                <w:lang w:val="es-ES_tradnl"/>
-              </w:rPr>
-              <w:t xml:space="preserve"> usarla</w:t>
+              <w:t>Cuándo usarla</w:t>
             </w:r>
           </w:p>
         </w:tc>
@@ -5194,43 +5134,7 @@
           <w:szCs w:val="20"/>
           <w:lang w:val="es-ES_tradnl"/>
         </w:rPr>
-        <w:t xml:space="preserve"> en Gómez, Balkin y </w:t>
-      </w:r>
-      <w:proofErr w:type="spellStart"/>
-      <w:r>
-        <w:rPr>
-          <w:sz w:val="20"/>
-          <w:szCs w:val="20"/>
-          <w:lang w:val="es-ES_tradnl"/>
-        </w:rPr>
-        <w:t>Cardy</w:t>
-      </w:r>
-      <w:proofErr w:type="spellEnd"/>
-      <w:r>
-        <w:rPr>
-          <w:sz w:val="20"/>
-          <w:szCs w:val="20"/>
-          <w:lang w:val="es-ES_tradnl"/>
-        </w:rPr>
-        <w:t xml:space="preserve"> (2016) y </w:t>
-      </w:r>
-      <w:proofErr w:type="spellStart"/>
-      <w:r>
-        <w:rPr>
-          <w:sz w:val="20"/>
-          <w:szCs w:val="20"/>
-          <w:lang w:val="es-ES_tradnl"/>
-        </w:rPr>
-        <w:t>Siliceo</w:t>
-      </w:r>
-      <w:proofErr w:type="spellEnd"/>
-      <w:r>
-        <w:rPr>
-          <w:sz w:val="20"/>
-          <w:szCs w:val="20"/>
-          <w:lang w:val="es-ES_tradnl"/>
-        </w:rPr>
-        <w:t xml:space="preserve"> (2010).</w:t>
+        <w:t xml:space="preserve"> en Gómez, Balkin y Cardy (2016) y Siliceo (2010).</w:t>
       </w:r>
     </w:p>
     <w:p>
@@ -5957,7 +5861,6 @@
         </w:rPr>
         <w:t>Competencias técnicas (</w:t>
       </w:r>
-      <w:proofErr w:type="spellStart"/>
       <w:r>
         <w:rPr>
           <w:b/>
@@ -5969,37 +5872,8 @@
           <w:szCs w:val="20"/>
           <w:lang w:val="es-ES_tradnl"/>
         </w:rPr>
-        <w:t>hard</w:t>
-      </w:r>
-      <w:proofErr w:type="spellEnd"/>
-      <w:r>
-        <w:rPr>
-          <w:b/>
-          <w:bCs/>
-          <w:i/>
-          <w:iCs/>
-          <w:color w:val="000000"/>
-          <w:sz w:val="20"/>
-          <w:szCs w:val="20"/>
-          <w:lang w:val="es-ES_tradnl"/>
-        </w:rPr>
-        <w:t xml:space="preserve"> </w:t>
-      </w:r>
-      <w:proofErr w:type="spellStart"/>
-      <w:r>
-        <w:rPr>
-          <w:b/>
-          <w:bCs/>
-          <w:i/>
-          <w:iCs/>
-          <w:color w:val="000000"/>
-          <w:sz w:val="20"/>
-          <w:szCs w:val="20"/>
-          <w:lang w:val="es-ES_tradnl"/>
-        </w:rPr>
-        <w:t>skills</w:t>
-      </w:r>
-      <w:proofErr w:type="spellEnd"/>
+        <w:t>hard skills</w:t>
+      </w:r>
       <w:r>
         <w:rPr>
           <w:b/>
@@ -6094,7 +5968,6 @@
         </w:rPr>
         <w:t>Competencias blandas (</w:t>
       </w:r>
-      <w:proofErr w:type="spellStart"/>
       <w:r>
         <w:rPr>
           <w:b/>
@@ -6106,37 +5979,8 @@
           <w:szCs w:val="20"/>
           <w:lang w:val="es-ES_tradnl"/>
         </w:rPr>
-        <w:t>soft</w:t>
-      </w:r>
-      <w:proofErr w:type="spellEnd"/>
-      <w:r>
-        <w:rPr>
-          <w:b/>
-          <w:bCs/>
-          <w:i/>
-          <w:iCs/>
-          <w:color w:val="000000"/>
-          <w:sz w:val="20"/>
-          <w:szCs w:val="20"/>
-          <w:lang w:val="es-ES_tradnl"/>
-        </w:rPr>
-        <w:t xml:space="preserve"> </w:t>
-      </w:r>
-      <w:proofErr w:type="spellStart"/>
-      <w:r>
-        <w:rPr>
-          <w:b/>
-          <w:bCs/>
-          <w:i/>
-          <w:iCs/>
-          <w:color w:val="000000"/>
-          <w:sz w:val="20"/>
-          <w:szCs w:val="20"/>
-          <w:lang w:val="es-ES_tradnl"/>
-        </w:rPr>
-        <w:t>skills</w:t>
-      </w:r>
-      <w:proofErr w:type="spellEnd"/>
+        <w:t>soft skills</w:t>
+      </w:r>
       <w:r>
         <w:rPr>
           <w:b/>
@@ -8170,7 +8014,6 @@
         </w:rPr>
         <w:t xml:space="preserve">, </w:t>
       </w:r>
-      <w:proofErr w:type="spellStart"/>
       <w:r>
         <w:rPr>
           <w:rFonts w:eastAsia="Times New Roman"/>
@@ -8180,19 +8023,7 @@
           <w:szCs w:val="20"/>
           <w:lang w:val="es-ES_tradnl" w:eastAsia="es-CO"/>
         </w:rPr>
-        <w:t>mentoring</w:t>
-      </w:r>
-      <w:proofErr w:type="spellEnd"/>
-      <w:r>
-        <w:rPr>
-          <w:rFonts w:eastAsia="Times New Roman"/>
-          <w:i/>
-          <w:iCs/>
-          <w:sz w:val="20"/>
-          <w:szCs w:val="20"/>
-          <w:lang w:val="es-ES_tradnl" w:eastAsia="es-CO"/>
-        </w:rPr>
-        <w:t xml:space="preserve"> </w:t>
+        <w:t xml:space="preserve">mentoring </w:t>
       </w:r>
       <w:r>
         <w:rPr>
@@ -8654,7 +8485,6 @@
           <w:lang w:val="es-ES_tradnl"/>
         </w:rPr>
       </w:pPr>
-      <w:proofErr w:type="spellStart"/>
       <w:r>
         <w:rPr>
           <w:sz w:val="20"/>
@@ -8678,16 +8508,7 @@
           <w:szCs w:val="20"/>
           <w:lang w:val="es-ES_tradnl"/>
         </w:rPr>
-        <w:t>mimo</w:t>
-      </w:r>
-      <w:proofErr w:type="spellEnd"/>
-      <w:r>
-        <w:rPr>
-          <w:sz w:val="20"/>
-          <w:szCs w:val="20"/>
-          <w:lang w:val="es-ES_tradnl"/>
-        </w:rPr>
-        <w:t xml:space="preserve">, es importante mencionar que desde IAP GROUP se construyó un diccionario por competencias que organiza las competencias en dos grandes categorías organizacionales y técnicas, y las evalúa mediante niveles de desarrollo que van desde un dominio mínimo hasta uno altamente estratégico. Esta estructura permite identificar brechas, orientar procesos como selección, capacitación y evaluación, y alinear el desempeño del talento humano con los objetivos organizacionales. </w:t>
+        <w:t xml:space="preserve">mimo, es importante mencionar que desde IAP GROUP se construyó un diccionario por competencias que organiza las competencias en dos grandes categorías organizacionales y técnicas, y las evalúa mediante niveles de desarrollo que van desde un dominio mínimo hasta uno altamente estratégico. Esta estructura permite identificar brechas, orientar procesos como selección, capacitación y evaluación, y alinear el desempeño del talento humano con los objetivos organizacionales. </w:t>
       </w:r>
     </w:p>
     <w:p>
@@ -10258,7 +10079,6 @@
               </w:rPr>
               <w:t>-</w:t>
             </w:r>
-            <w:proofErr w:type="spellStart"/>
             <w:r>
               <w:rPr>
                 <w:i/>
@@ -10270,7 +10090,6 @@
               </w:rPr>
               <w:t>playing</w:t>
             </w:r>
-            <w:proofErr w:type="spellEnd"/>
             <w:r>
               <w:rPr>
                 <w:color w:val="000000"/>
@@ -10606,13 +10425,13 @@
               </wp:inline>
             </w:drawing>
           </mc:Choice>
-          <mc:Fallback xmlns:w16sdtfl="http://schemas.microsoft.com/office/word/2024/wordml/sdtformatlock" xmlns:w16du="http://schemas.microsoft.com/office/word/2023/wordml/word16du" xmlns:oel="http://schemas.microsoft.com/office/2019/extlst">
+          <mc:Fallback>
             <w:pict>
               <v:shapetype w14:anchorId="5FFC42AA" id="_x0000_t202" coordsize="21600,21600" o:spt="202" path="m,l,21600r21600,l21600,xe">
                 <v:stroke joinstyle="miter"/>
                 <v:path gradientshapeok="t" o:connecttype="rect"/>
               </v:shapetype>
-              <v:shape id="Cuadro de texto 3" o:spid="_x0000_s1027" type="#_x0000_t202" style="width:2in;height:2in;visibility:visible;mso-wrap-style:none;mso-left-percent:-10001;mso-top-percent:-10001;mso-position-horizontal:absolute;mso-position-horizontal-relative:char;mso-position-vertical:absolute;mso-position-vertical-relative:line;mso-left-percent:-10001;mso-top-percent:-10001;v-text-anchor:top" o:gfxdata="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" fillcolor="#4f81bd [3204]" strokecolor="white [3201]" strokeweight="3pt">
+              <v:shape id="Cuadro de texto 3" o:spid="_x0000_s1027" type="#_x0000_t202" style="width:2in;height:2in;visibility:visible;mso-wrap-style:none;mso-left-percent:-10001;mso-top-percent:-10001;mso-position-horizontal:absolute;mso-position-horizontal-relative:char;mso-position-vertical:absolute;mso-position-vertical-relative:line;mso-left-percent:-10001;mso-top-percent:-10001;v-text-anchor:top" o:gfxdata="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" fillcolor="#4f81bd [3204]" strokecolor="white [3201]" strokeweight="3pt">
                 <v:shadow on="t" color="black" opacity="24903f" origin=",.5" offset="0,.55556mm"/>
                 <v:textbox style="mso-fit-shape-to-text:t">
                   <w:txbxContent>
@@ -11931,25 +11750,7 @@
           <w:szCs w:val="20"/>
           <w:lang w:val="es-ES_tradnl"/>
         </w:rPr>
-        <w:t xml:space="preserve">Basado en el modelo de Kirkpatrick (1994) y </w:t>
-      </w:r>
-      <w:proofErr w:type="spellStart"/>
-      <w:r>
-        <w:rPr>
-          <w:sz w:val="20"/>
-          <w:szCs w:val="20"/>
-          <w:lang w:val="es-ES_tradnl"/>
-        </w:rPr>
-        <w:t>Siliceo</w:t>
-      </w:r>
-      <w:proofErr w:type="spellEnd"/>
-      <w:r>
-        <w:rPr>
-          <w:sz w:val="20"/>
-          <w:szCs w:val="20"/>
-          <w:lang w:val="es-ES_tradnl"/>
-        </w:rPr>
-        <w:t xml:space="preserve"> (2010) dichas e</w:t>
+        <w:t>Basado en el modelo de Kirkpatrick (1994) y Siliceo (2010) dichas e</w:t>
       </w:r>
       <w:r>
         <w:rPr>
@@ -12149,20 +11950,8 @@
           <w:szCs w:val="20"/>
           <w:lang w:val="es-ES_tradnl"/>
         </w:rPr>
-        <w:t xml:space="preserve">e-learning, </w:t>
-      </w:r>
-      <w:proofErr w:type="spellStart"/>
-      <w:r>
-        <w:rPr>
-          <w:i/>
-          <w:iCs/>
-          <w:sz w:val="20"/>
-          <w:szCs w:val="20"/>
-          <w:lang w:val="es-ES_tradnl"/>
-        </w:rPr>
-        <w:t>mentoring</w:t>
-      </w:r>
-      <w:proofErr w:type="spellEnd"/>
+        <w:t>e-learning, mentoring</w:t>
+      </w:r>
       <w:r>
         <w:rPr>
           <w:sz w:val="20"/>
@@ -12694,7 +12483,6 @@
           <w:lang w:val="es-ES_tradnl"/>
         </w:rPr>
       </w:pPr>
-      <w:proofErr w:type="spellStart"/>
       <w:r>
         <w:rPr>
           <w:b/>
@@ -12707,7 +12495,6 @@
         </w:rPr>
         <w:t>Microlearning</w:t>
       </w:r>
-      <w:proofErr w:type="spellEnd"/>
     </w:p>
     <w:p>
       <w:pPr>
@@ -12750,7 +12537,6 @@
           <w:lang w:val="es-ES_tradnl"/>
         </w:rPr>
       </w:pPr>
-      <w:proofErr w:type="spellStart"/>
       <w:r>
         <w:rPr>
           <w:b/>
@@ -12763,7 +12549,6 @@
         </w:rPr>
         <w:t>Upskilling</w:t>
       </w:r>
-      <w:proofErr w:type="spellEnd"/>
       <w:r>
         <w:rPr>
           <w:b/>
@@ -12774,7 +12559,6 @@
         </w:rPr>
         <w:t xml:space="preserve"> y </w:t>
       </w:r>
-      <w:proofErr w:type="spellStart"/>
       <w:r>
         <w:rPr>
           <w:b/>
@@ -12787,7 +12571,6 @@
         </w:rPr>
         <w:t>reskilling</w:t>
       </w:r>
-      <w:proofErr w:type="spellEnd"/>
     </w:p>
     <w:p>
       <w:pPr>
@@ -12815,7 +12598,6 @@
         </w:rPr>
         <w:t>strategias para actualizar (</w:t>
       </w:r>
-      <w:proofErr w:type="spellStart"/>
       <w:r>
         <w:rPr>
           <w:i/>
@@ -12826,7 +12608,6 @@
         </w:rPr>
         <w:t>upskilling</w:t>
       </w:r>
-      <w:proofErr w:type="spellEnd"/>
       <w:r>
         <w:rPr>
           <w:sz w:val="20"/>
@@ -12835,7 +12616,6 @@
         </w:rPr>
         <w:t>) o reorientar (</w:t>
       </w:r>
-      <w:proofErr w:type="spellStart"/>
       <w:r>
         <w:rPr>
           <w:i/>
@@ -12846,7 +12626,6 @@
         </w:rPr>
         <w:t>reskilling</w:t>
       </w:r>
-      <w:proofErr w:type="spellEnd"/>
       <w:r>
         <w:rPr>
           <w:sz w:val="20"/>
@@ -13677,9 +13456,9 @@
               </wp:inline>
             </w:drawing>
           </mc:Choice>
-          <mc:Fallback xmlns:w16sdtfl="http://schemas.microsoft.com/office/word/2024/wordml/sdtformatlock" xmlns:w16du="http://schemas.microsoft.com/office/word/2023/wordml/word16du" xmlns:oel="http://schemas.microsoft.com/office/2019/extlst">
+          <mc:Fallback>
             <w:pict>
-              <v:shape w14:anchorId="489417E1" id="Cuadro de texto 5" o:spid="_x0000_s1028" type="#_x0000_t202" style="width:2in;height:2in;visibility:visible;mso-wrap-style:none;mso-left-percent:-10001;mso-top-percent:-10001;mso-position-horizontal:absolute;mso-position-horizontal-relative:char;mso-position-vertical:absolute;mso-position-vertical-relative:line;mso-left-percent:-10001;mso-top-percent:-10001;v-text-anchor:top" o:gfxdata="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" fillcolor="#4f81bd [3204]" strokecolor="white [3201]" strokeweight="3pt">
+              <v:shape w14:anchorId="489417E1" id="Cuadro de texto 5" o:spid="_x0000_s1028" type="#_x0000_t202" style="width:2in;height:2in;visibility:visible;mso-wrap-style:none;mso-left-percent:-10001;mso-top-percent:-10001;mso-position-horizontal:absolute;mso-position-horizontal-relative:char;mso-position-vertical:absolute;mso-position-vertical-relative:line;mso-left-percent:-10001;mso-top-percent:-10001;v-text-anchor:top" o:gfxdata="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" fillcolor="#4f81bd [3204]" strokecolor="white [3201]" strokeweight="3pt">
                 <v:shadow on="t" color="black" opacity="24903f" origin=",.5" offset="0,.55556mm"/>
                 <v:textbox style="mso-fit-shape-to-text:t">
                   <w:txbxContent>
@@ -14132,7 +13911,6 @@
               </w:rPr>
               <w:t xml:space="preserve">Insignias / </w:t>
             </w:r>
-            <w:proofErr w:type="spellStart"/>
             <w:r>
               <w:rPr>
                 <w:i/>
@@ -14153,7 +13931,6 @@
               </w:rPr>
               <w:t>adges</w:t>
             </w:r>
-            <w:proofErr w:type="spellEnd"/>
             <w:r>
               <w:rPr>
                 <w:i/>
@@ -14431,7 +14208,6 @@
               </w:rPr>
               <w:t xml:space="preserve">Narrativa / </w:t>
             </w:r>
-            <w:proofErr w:type="spellStart"/>
             <w:r>
               <w:rPr>
                 <w:i/>
@@ -14442,7 +14218,6 @@
               </w:rPr>
               <w:t>storytelling</w:t>
             </w:r>
-            <w:proofErr w:type="spellEnd"/>
             <w:r>
               <w:rPr>
                 <w:sz w:val="20"/>
@@ -14534,25 +14309,7 @@
           <w:szCs w:val="20"/>
           <w:lang w:val="es-ES_tradnl"/>
         </w:rPr>
-        <w:t xml:space="preserve"> en Kapp (2012) y </w:t>
-      </w:r>
-      <w:proofErr w:type="spellStart"/>
-      <w:r>
-        <w:rPr>
-          <w:sz w:val="20"/>
-          <w:szCs w:val="20"/>
-          <w:lang w:val="es-ES_tradnl"/>
-        </w:rPr>
-        <w:t>Werbach</w:t>
-      </w:r>
-      <w:proofErr w:type="spellEnd"/>
-      <w:r>
-        <w:rPr>
-          <w:sz w:val="20"/>
-          <w:szCs w:val="20"/>
-          <w:lang w:val="es-ES_tradnl"/>
-        </w:rPr>
-        <w:t xml:space="preserve"> y Hunter (2012).</w:t>
+        <w:t xml:space="preserve"> en Kapp (2012) y Werbach y Hunter (2012).</w:t>
       </w:r>
     </w:p>
     <w:p>
@@ -14717,25 +14474,7 @@
           <w:szCs w:val="20"/>
           <w:lang w:val="es-ES_tradnl"/>
         </w:rPr>
-        <w:t xml:space="preserve">Establecer con claridad los resultados de aprendizaje que se desean alcanzar mediante la estrategia </w:t>
-      </w:r>
-      <w:proofErr w:type="spellStart"/>
-      <w:r>
-        <w:rPr>
-          <w:sz w:val="20"/>
-          <w:szCs w:val="20"/>
-          <w:lang w:val="es-ES_tradnl"/>
-        </w:rPr>
-        <w:t>gamificada</w:t>
-      </w:r>
-      <w:proofErr w:type="spellEnd"/>
-      <w:r>
-        <w:rPr>
-          <w:sz w:val="20"/>
-          <w:szCs w:val="20"/>
-          <w:lang w:val="es-ES_tradnl"/>
-        </w:rPr>
-        <w:t>, asegurando que las dinámicas de juego estén alineadas con las competencias y contenidos que se pretenden desarrollar.</w:t>
+        <w:t>Establecer con claridad los resultados de aprendizaje que se desean alcanzar mediante la estrategia gamificada, asegurando que las dinámicas de juego estén alineadas con las competencias y contenidos que se pretenden desarrollar.</w:t>
       </w:r>
     </w:p>
     <w:p>
@@ -15086,15 +14825,7 @@
                                 <w:szCs w:val="20"/>
                                 <w:lang w:val="es-ES_tradnl"/>
                               </w:rPr>
-                              <w:t xml:space="preserve">La gamificación debe enriquecer la experiencia de aprendizaje, no reemplazar la calidad del contenido formativo. Un programa mal diseñado, pero </w:t>
-                            </w:r>
-                            <w:r>
-                              <w:rPr>
-                                <w:sz w:val="20"/>
-                                <w:szCs w:val="20"/>
-                                <w:lang w:val="es-ES_tradnl"/>
-                              </w:rPr>
-                              <w:t>gamificado no se vuelve efectivo solo por tener puntos e insignias.</w:t>
+                              <w:t>La gamificación debe enriquecer la experiencia de aprendizaje, no reemplazar la calidad del contenido formativo. Un programa mal diseñado, pero gamificado no se vuelve efectivo solo por tener puntos e insignias.</w:t>
                             </w:r>
                           </w:p>
                         </w:txbxContent>
@@ -15111,9 +14842,9 @@
               </wp:inline>
             </w:drawing>
           </mc:Choice>
-          <mc:Fallback xmlns:w16sdtfl="http://schemas.microsoft.com/office/word/2024/wordml/sdtformatlock" xmlns:w16du="http://schemas.microsoft.com/office/word/2023/wordml/word16du" xmlns:oel="http://schemas.microsoft.com/office/2019/extlst">
+          <mc:Fallback>
             <w:pict>
-              <v:shape w14:anchorId="4CDAB3BF" id="Cuadro de texto 6" o:spid="_x0000_s1029" type="#_x0000_t202" style="width:2in;height:2in;visibility:visible;mso-wrap-style:none;mso-left-percent:-10001;mso-top-percent:-10001;mso-position-horizontal:absolute;mso-position-horizontal-relative:char;mso-position-vertical:absolute;mso-position-vertical-relative:line;mso-left-percent:-10001;mso-top-percent:-10001;v-text-anchor:top" o:gfxdata="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" fillcolor="#4f81bd [3204]" strokecolor="white [3201]" strokeweight="3pt">
+              <v:shape w14:anchorId="4CDAB3BF" id="Cuadro de texto 6" o:spid="_x0000_s1029" type="#_x0000_t202" style="width:2in;height:2in;visibility:visible;mso-wrap-style:none;mso-left-percent:-10001;mso-top-percent:-10001;mso-position-horizontal:absolute;mso-position-horizontal-relative:char;mso-position-vertical:absolute;mso-position-vertical-relative:line;mso-left-percent:-10001;mso-top-percent:-10001;v-text-anchor:top" o:gfxdata="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" fillcolor="#4f81bd [3204]" strokecolor="white [3201]" strokeweight="3pt">
                 <v:shadow on="t" color="black" opacity="24903f" origin=",.5" offset="0,.55556mm"/>
                 <v:textbox style="mso-fit-shape-to-text:t">
                   <w:txbxContent>
@@ -15131,25 +14862,7 @@
                           <w:szCs w:val="20"/>
                           <w:lang w:val="es-ES_tradnl"/>
                         </w:rPr>
-                        <w:t xml:space="preserve">La gamificación debe enriquecer la experiencia de aprendizaje, no reemplazar la calidad del contenido formativo. Un programa mal diseñado, pero </w:t>
-                      </w:r>
-                      <w:proofErr w:type="spellStart"/>
-                      <w:r>
-                        <w:rPr>
-                          <w:sz w:val="20"/>
-                          <w:szCs w:val="20"/>
-                          <w:lang w:val="es-ES_tradnl"/>
-                        </w:rPr>
-                        <w:t>gamificado</w:t>
-                      </w:r>
-                      <w:proofErr w:type="spellEnd"/>
-                      <w:r>
-                        <w:rPr>
-                          <w:sz w:val="20"/>
-                          <w:szCs w:val="20"/>
-                          <w:lang w:val="es-ES_tradnl"/>
-                        </w:rPr>
-                        <w:t xml:space="preserve"> no se vuelve efectivo solo por tener puntos e insignias.</w:t>
+                        <w:t>La gamificación debe enriquecer la experiencia de aprendizaje, no reemplazar la calidad del contenido formativo. Un programa mal diseñado, pero gamificado no se vuelve efectivo solo por tener puntos e insignias.</w:t>
                       </w:r>
                     </w:p>
                   </w:txbxContent>
@@ -15618,22 +15331,8 @@
           <w:szCs w:val="20"/>
           <w:lang w:val="es-ES_tradnl"/>
         </w:rPr>
-        <w:t>Role-</w:t>
-      </w:r>
-      <w:proofErr w:type="spellStart"/>
-      <w:r>
-        <w:rPr>
-          <w:b/>
-          <w:bCs/>
-          <w:i/>
-          <w:iCs/>
-          <w:sz w:val="20"/>
-          <w:szCs w:val="20"/>
-          <w:lang w:val="es-ES_tradnl"/>
-        </w:rPr>
-        <w:t>playing</w:t>
-      </w:r>
-      <w:proofErr w:type="spellEnd"/>
+        <w:t>Role-playing</w:t>
+      </w:r>
       <w:r>
         <w:rPr>
           <w:b/>
@@ -15790,7 +15489,6 @@
           <w:lang w:val="es-ES_tradnl"/>
         </w:rPr>
       </w:pPr>
-      <w:proofErr w:type="spellStart"/>
       <w:r>
         <w:rPr>
           <w:b/>
@@ -15801,35 +15499,8 @@
           <w:szCs w:val="20"/>
           <w:lang w:val="es-ES_tradnl"/>
         </w:rPr>
-        <w:t>Flipped</w:t>
-      </w:r>
-      <w:proofErr w:type="spellEnd"/>
-      <w:r>
-        <w:rPr>
-          <w:b/>
-          <w:bCs/>
-          <w:i/>
-          <w:iCs/>
-          <w:sz w:val="20"/>
-          <w:szCs w:val="20"/>
-          <w:lang w:val="es-ES_tradnl"/>
-        </w:rPr>
-        <w:t xml:space="preserve"> </w:t>
-      </w:r>
-      <w:proofErr w:type="spellStart"/>
-      <w:r>
-        <w:rPr>
-          <w:b/>
-          <w:bCs/>
-          <w:i/>
-          <w:iCs/>
-          <w:sz w:val="20"/>
-          <w:szCs w:val="20"/>
-          <w:lang w:val="es-ES_tradnl"/>
-        </w:rPr>
-        <w:t>classroom</w:t>
-      </w:r>
-      <w:proofErr w:type="spellEnd"/>
+        <w:t>Flipped classroom</w:t>
+      </w:r>
       <w:r>
         <w:rPr>
           <w:b/>
@@ -17023,23 +16694,13 @@
                 <w:lang w:val="es-ES_tradnl"/>
               </w:rPr>
             </w:pPr>
-            <w:proofErr w:type="spellStart"/>
             <w:r>
               <w:rPr>
                 <w:sz w:val="20"/>
                 <w:szCs w:val="20"/>
                 <w:lang w:val="es-ES_tradnl"/>
               </w:rPr>
-              <w:t>Videobeam</w:t>
-            </w:r>
-            <w:proofErr w:type="spellEnd"/>
-            <w:r>
-              <w:rPr>
-                <w:sz w:val="20"/>
-                <w:szCs w:val="20"/>
-                <w:lang w:val="es-ES_tradnl"/>
-              </w:rPr>
-              <w:t>, carteleras, libretas.</w:t>
+              <w:t>Videobeam, carteleras, libretas.</w:t>
             </w:r>
           </w:p>
         </w:tc>
@@ -17421,25 +17082,7 @@
           <w:szCs w:val="20"/>
           <w:lang w:val="es-ES_tradnl"/>
         </w:rPr>
-        <w:t xml:space="preserve"> en </w:t>
-      </w:r>
-      <w:proofErr w:type="spellStart"/>
-      <w:r>
-        <w:rPr>
-          <w:sz w:val="20"/>
-          <w:szCs w:val="20"/>
-          <w:lang w:val="es-ES_tradnl"/>
-        </w:rPr>
-        <w:t>Siliceo</w:t>
-      </w:r>
-      <w:proofErr w:type="spellEnd"/>
-      <w:r>
-        <w:rPr>
-          <w:sz w:val="20"/>
-          <w:szCs w:val="20"/>
-          <w:lang w:val="es-ES_tradnl"/>
-        </w:rPr>
-        <w:t xml:space="preserve"> (2010) y Dessler y Varela (2017)</w:t>
+        <w:t xml:space="preserve"> en Siliceo (2010) y Dessler y Varela (2017)</w:t>
       </w:r>
     </w:p>
     <w:p>
@@ -18455,25 +18098,7 @@
           <w:szCs w:val="20"/>
           <w:lang w:val="es-ES_tradnl"/>
         </w:rPr>
-        <w:t xml:space="preserve">acilitadores internos y externos, coordinadores del programa, jefes de área como </w:t>
-      </w:r>
-      <w:proofErr w:type="spellStart"/>
-      <w:r>
-        <w:rPr>
-          <w:sz w:val="20"/>
-          <w:szCs w:val="20"/>
-          <w:lang w:val="es-ES_tradnl"/>
-        </w:rPr>
-        <w:t>coformadores</w:t>
-      </w:r>
-      <w:proofErr w:type="spellEnd"/>
-      <w:r>
-        <w:rPr>
-          <w:sz w:val="20"/>
-          <w:szCs w:val="20"/>
-          <w:lang w:val="es-ES_tradnl"/>
-        </w:rPr>
-        <w:t xml:space="preserve"> y mentores.</w:t>
+        <w:t>acilitadores internos y externos, coordinadores del programa, jefes de área como coformadores y mentores.</w:t>
       </w:r>
     </w:p>
     <w:p>
@@ -18577,79 +18202,7 @@
           <w:szCs w:val="20"/>
           <w:lang w:val="es-ES_tradnl"/>
         </w:rPr>
-        <w:t xml:space="preserve">lataformas LMS, herramientas de videoconferencia (Zoom, </w:t>
-      </w:r>
-      <w:proofErr w:type="spellStart"/>
-      <w:r>
-        <w:rPr>
-          <w:sz w:val="20"/>
-          <w:szCs w:val="20"/>
-          <w:lang w:val="es-ES_tradnl"/>
-        </w:rPr>
-        <w:t>Teams</w:t>
-      </w:r>
-      <w:proofErr w:type="spellEnd"/>
-      <w:r>
-        <w:rPr>
-          <w:sz w:val="20"/>
-          <w:szCs w:val="20"/>
-          <w:lang w:val="es-ES_tradnl"/>
-        </w:rPr>
-        <w:t xml:space="preserve">, </w:t>
-      </w:r>
-      <w:proofErr w:type="spellStart"/>
-      <w:r>
-        <w:rPr>
-          <w:sz w:val="20"/>
-          <w:szCs w:val="20"/>
-          <w:lang w:val="es-ES_tradnl"/>
-        </w:rPr>
-        <w:t>Meet</w:t>
-      </w:r>
-      <w:proofErr w:type="spellEnd"/>
-      <w:r>
-        <w:rPr>
-          <w:sz w:val="20"/>
-          <w:szCs w:val="20"/>
-          <w:lang w:val="es-ES_tradnl"/>
-        </w:rPr>
-        <w:t>), software de diseño instruccional (</w:t>
-      </w:r>
-      <w:proofErr w:type="spellStart"/>
-      <w:r>
-        <w:rPr>
-          <w:sz w:val="20"/>
-          <w:szCs w:val="20"/>
-          <w:lang w:val="es-ES_tradnl"/>
-        </w:rPr>
-        <w:t>Articulate</w:t>
-      </w:r>
-      <w:proofErr w:type="spellEnd"/>
-      <w:r>
-        <w:rPr>
-          <w:sz w:val="20"/>
-          <w:szCs w:val="20"/>
-          <w:lang w:val="es-ES_tradnl"/>
-        </w:rPr>
-        <w:t xml:space="preserve">, Canva, </w:t>
-      </w:r>
-      <w:proofErr w:type="spellStart"/>
-      <w:r>
-        <w:rPr>
-          <w:sz w:val="20"/>
-          <w:szCs w:val="20"/>
-          <w:lang w:val="es-ES_tradnl"/>
-        </w:rPr>
-        <w:t>Genially</w:t>
-      </w:r>
-      <w:proofErr w:type="spellEnd"/>
-      <w:r>
-        <w:rPr>
-          <w:sz w:val="20"/>
-          <w:szCs w:val="20"/>
-          <w:lang w:val="es-ES_tradnl"/>
-        </w:rPr>
-        <w:t>) y repositorios digitales.</w:t>
+        <w:t>lataformas LMS, herramientas de videoconferencia (Zoom, Teams, Meet), software de diseño instruccional (Articulate, Canva, Genially) y repositorios digitales.</w:t>
       </w:r>
     </w:p>
     <w:p>
@@ -19734,7 +19287,6 @@
                 <w:lang w:val="es-ES_tradnl"/>
               </w:rPr>
             </w:pPr>
-            <w:proofErr w:type="spellStart"/>
             <w:r>
               <w:rPr>
                 <w:i/>
@@ -19745,7 +19297,6 @@
               </w:rPr>
               <w:t>Blended</w:t>
             </w:r>
-            <w:proofErr w:type="spellEnd"/>
           </w:p>
         </w:tc>
         <w:tc>
@@ -20376,6 +19927,13 @@
                               </w:rPr>
                               <w:t>Podcast</w:t>
                             </w:r>
+                            <w:r>
+                              <w:rPr>
+                                <w:b/>
+                                <w:color w:val="FFFFFF"/>
+                              </w:rPr>
+                              <w:t>_01</w:t>
+                            </w:r>
                           </w:p>
                         </w:txbxContent>
                       </wps:txbx>
@@ -20388,9 +19946,9 @@
               </wp:inline>
             </w:drawing>
           </mc:Choice>
-          <mc:Fallback xmlns:w16sdtfl="http://schemas.microsoft.com/office/word/2024/wordml/sdtformatlock" xmlns:w16du="http://schemas.microsoft.com/office/word/2023/wordml/word16du" xmlns:oel="http://schemas.microsoft.com/office/2019/extlst">
+          <mc:Fallback>
             <w:pict>
-              <v:rect w14:anchorId="3862BACF" id="Rectángulo 62" o:spid="_x0000_s1030" style="width:426.15pt;height:57.65pt;visibility:visible;mso-wrap-style:square;mso-left-percent:-10001;mso-top-percent:-10001;mso-position-horizontal:absolute;mso-position-horizontal-relative:char;mso-position-vertical:absolute;mso-position-vertical-relative:line;mso-left-percent:-10001;mso-top-percent:-10001;v-text-anchor:middle" o:gfxdata="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" fillcolor="#39a900" strokecolor="#42719b" strokeweight="1pt">
+              <v:rect w14:anchorId="3862BACF" id="Rectángulo 62" o:spid="_x0000_s1030" style="width:426.15pt;height:57.65pt;visibility:visible;mso-wrap-style:square;mso-left-percent:-10001;mso-top-percent:-10001;mso-position-horizontal:absolute;mso-position-horizontal-relative:char;mso-position-vertical:absolute;mso-position-vertical-relative:line;mso-left-percent:-10001;mso-top-percent:-10001;v-text-anchor:middle" o:gfxdata="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" fillcolor="#39a900" strokecolor="#42719b" strokeweight="1pt">
                 <v:stroke startarrowwidth="narrow" startarrowlength="short" endarrowwidth="narrow" endarrowlength="short" miterlimit="5243f"/>
                 <v:textbox inset="2.53958mm,1.2694mm,2.53958mm,1.2694mm">
                   <w:txbxContent>
@@ -20444,6 +20002,13 @@
                         </w:rPr>
                         <w:t>Podcast</w:t>
                       </w:r>
+                      <w:r>
+                        <w:rPr>
+                          <w:b/>
+                          <w:color w:val="FFFFFF"/>
+                        </w:rPr>
+                        <w:t>_01</w:t>
+                      </w:r>
                     </w:p>
                   </w:txbxContent>
                 </v:textbox>
@@ -20784,7 +20349,7 @@
               </wp:anchor>
             </w:drawing>
           </mc:Choice>
-          <mc:Fallback xmlns:w16sdtfl="http://schemas.microsoft.com/office/word/2024/wordml/sdtformatlock" xmlns:w16du="http://schemas.microsoft.com/office/word/2023/wordml/word16du" xmlns:oel="http://schemas.microsoft.com/office/2019/extlst">
+          <mc:Fallback xmlns:oel="http://schemas.microsoft.com/office/2019/extlst" xmlns:w16du="http://schemas.microsoft.com/office/word/2023/wordml/word16du" xmlns:w16sdtfl="http://schemas.microsoft.com/office/word/2024/wordml/sdtformatlock">
             <w:pict>
               <v:line w14:anchorId="4321C32E" id="Conector recto 7" o:spid="_x0000_s1026" style="position:absolute;z-index:251658239;visibility:visible;mso-wrap-style:square;mso-wrap-distance-left:9pt;mso-wrap-distance-top:0;mso-wrap-distance-right:9pt;mso-wrap-distance-bottom:0;mso-position-horizontal:absolute;mso-position-horizontal-relative:text;mso-position-vertical:absolute;mso-position-vertical-relative:text" from="159.3pt,319.7pt" to="159.3pt,427.7pt" o:gfxdata="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" strokecolor="#4f81bd [3204]" strokeweight="2pt">
                 <v:shadow on="t" color="black" opacity="24903f" origin=",.5" offset="0,.55556mm"/>
@@ -20875,9 +20440,9 @@
               </wp:anchor>
             </w:drawing>
           </mc:Choice>
-          <mc:Fallback xmlns:w16sdtfl="http://schemas.microsoft.com/office/word/2024/wordml/sdtformatlock" xmlns:w16du="http://schemas.microsoft.com/office/word/2023/wordml/word16du" xmlns:oel="http://schemas.microsoft.com/office/2019/extlst">
+          <mc:Fallback>
             <w:pict>
-              <v:shape w14:anchorId="62573EAA" id="Cuadro de texto 818211203" o:spid="_x0000_s1031" type="#_x0000_t202" style="position:absolute;margin-left:138.55pt;margin-top:363.3pt;width:57.8pt;height:20.25pt;z-index:251664384;visibility:visible;mso-wrap-style:square;mso-width-percent:0;mso-height-percent:0;mso-wrap-distance-left:9pt;mso-wrap-distance-top:0;mso-wrap-distance-right:9pt;mso-wrap-distance-bottom:0;mso-position-horizontal:absolute;mso-position-horizontal-relative:margin;mso-position-vertical:absolute;mso-position-vertical-relative:text;mso-width-percent:0;mso-height-percent:0;mso-width-relative:margin;mso-height-relative:margin;v-text-anchor:top" o:gfxdata="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" fillcolor="#4f81bd [3204]" strokecolor="white [3212]" strokeweight=".5pt">
+              <v:shape w14:anchorId="62573EAA" id="Cuadro de texto 818211203" o:spid="_x0000_s1031" type="#_x0000_t202" style="position:absolute;margin-left:138.55pt;margin-top:363.3pt;width:57.8pt;height:20.25pt;z-index:251664384;visibility:visible;mso-wrap-style:square;mso-width-percent:0;mso-height-percent:0;mso-wrap-distance-left:9pt;mso-wrap-distance-top:0;mso-wrap-distance-right:9pt;mso-wrap-distance-bottom:0;mso-position-horizontal:absolute;mso-position-horizontal-relative:margin;mso-position-vertical:absolute;mso-position-vertical-relative:text;mso-width-percent:0;mso-height-percent:0;mso-width-relative:margin;mso-height-relative:margin;v-text-anchor:top" o:gfxdata="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" fillcolor="#4f81bd [3204]" strokecolor="white [3212]" strokeweight=".5pt">
                 <v:textbox>
                   <w:txbxContent>
                     <w:p>
@@ -20987,9 +20552,9 @@
               </wp:anchor>
             </w:drawing>
           </mc:Choice>
-          <mc:Fallback xmlns:w16sdtfl="http://schemas.microsoft.com/office/word/2024/wordml/sdtformatlock" xmlns:w16du="http://schemas.microsoft.com/office/word/2023/wordml/word16du" xmlns:oel="http://schemas.microsoft.com/office/2019/extlst">
+          <mc:Fallback>
             <w:pict>
-              <v:shape w14:anchorId="170A023F" id="Cuadro de texto 2039972636" o:spid="_x0000_s1032" type="#_x0000_t202" style="position:absolute;margin-left:130.9pt;margin-top:333.25pt;width:65.45pt;height:20.25pt;z-index:251666432;visibility:visible;mso-wrap-style:square;mso-width-percent:0;mso-height-percent:0;mso-wrap-distance-left:9pt;mso-wrap-distance-top:0;mso-wrap-distance-right:9pt;mso-wrap-distance-bottom:0;mso-position-horizontal:absolute;mso-position-horizontal-relative:margin;mso-position-vertical:absolute;mso-position-vertical-relative:text;mso-width-percent:0;mso-height-percent:0;mso-width-relative:margin;mso-height-relative:margin;v-text-anchor:top" o:gfxdata="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" fillcolor="#4f81bd [3204]" strokecolor="white [3212]" strokeweight=".5pt">
+              <v:shape w14:anchorId="170A023F" id="Cuadro de texto 2039972636" o:spid="_x0000_s1032" type="#_x0000_t202" style="position:absolute;margin-left:130.9pt;margin-top:333.25pt;width:65.45pt;height:20.25pt;z-index:251666432;visibility:visible;mso-wrap-style:square;mso-width-percent:0;mso-height-percent:0;mso-wrap-distance-left:9pt;mso-wrap-distance-top:0;mso-wrap-distance-right:9pt;mso-wrap-distance-bottom:0;mso-position-horizontal:absolute;mso-position-horizontal-relative:margin;mso-position-vertical:absolute;mso-position-vertical-relative:text;mso-width-percent:0;mso-height-percent:0;mso-width-relative:margin;mso-height-relative:margin;v-text-anchor:top" o:gfxdata="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" fillcolor="#4f81bd [3204]" strokecolor="white [3212]" strokeweight=".5pt">
                 <v:textbox>
                   <w:txbxContent>
                     <w:p>
@@ -21097,9 +20662,9 @@
               </wp:anchor>
             </w:drawing>
           </mc:Choice>
-          <mc:Fallback xmlns:w16sdtfl="http://schemas.microsoft.com/office/word/2024/wordml/sdtformatlock" xmlns:w16du="http://schemas.microsoft.com/office/word/2023/wordml/word16du" xmlns:oel="http://schemas.microsoft.com/office/2019/extlst">
+          <mc:Fallback>
             <w:pict>
-              <v:shape w14:anchorId="12DC619F" id="Cuadro de texto 50" o:spid="_x0000_s1033" type="#_x0000_t202" style="position:absolute;margin-left:21.8pt;margin-top:90.85pt;width:57.8pt;height:20.25pt;z-index:251660288;visibility:visible;mso-wrap-style:square;mso-width-percent:0;mso-height-percent:0;mso-wrap-distance-left:9pt;mso-wrap-distance-top:0;mso-wrap-distance-right:9pt;mso-wrap-distance-bottom:0;mso-position-horizontal:absolute;mso-position-horizontal-relative:margin;mso-position-vertical:absolute;mso-position-vertical-relative:text;mso-width-percent:0;mso-height-percent:0;mso-width-relative:margin;mso-height-relative:margin;v-text-anchor:top" o:gfxdata="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" fillcolor="white [3201]" stroked="f" strokeweight=".5pt">
+              <v:shape w14:anchorId="12DC619F" id="Cuadro de texto 50" o:spid="_x0000_s1033" type="#_x0000_t202" style="position:absolute;margin-left:21.8pt;margin-top:90.85pt;width:57.8pt;height:20.25pt;z-index:251660288;visibility:visible;mso-wrap-style:square;mso-width-percent:0;mso-height-percent:0;mso-wrap-distance-left:9pt;mso-wrap-distance-top:0;mso-wrap-distance-right:9pt;mso-wrap-distance-bottom:0;mso-position-horizontal:absolute;mso-position-horizontal-relative:margin;mso-position-vertical:absolute;mso-position-vertical-relative:text;mso-width-percent:0;mso-height-percent:0;mso-width-relative:margin;mso-height-relative:margin;v-text-anchor:top" o:gfxdata="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" fillcolor="white [3201]" stroked="f" strokeweight=".5pt">
                 <v:textbox>
                   <w:txbxContent>
                     <w:p>
@@ -21207,9 +20772,9 @@
               </wp:anchor>
             </w:drawing>
           </mc:Choice>
-          <mc:Fallback xmlns:w16sdtfl="http://schemas.microsoft.com/office/word/2024/wordml/sdtformatlock" xmlns:w16du="http://schemas.microsoft.com/office/word/2023/wordml/word16du" xmlns:oel="http://schemas.microsoft.com/office/2019/extlst">
+          <mc:Fallback>
             <w:pict>
-              <v:shape w14:anchorId="2152E0BC" id="Cuadro de texto 56" o:spid="_x0000_s1034" type="#_x0000_t202" style="position:absolute;margin-left:377.9pt;margin-top:90.95pt;width:50.25pt;height:20.25pt;z-index:251662336;visibility:visible;mso-wrap-style:square;mso-width-percent:0;mso-height-percent:0;mso-wrap-distance-left:9pt;mso-wrap-distance-top:0;mso-wrap-distance-right:9pt;mso-wrap-distance-bottom:0;mso-position-horizontal:absolute;mso-position-horizontal-relative:margin;mso-position-vertical:absolute;mso-position-vertical-relative:text;mso-width-percent:0;mso-height-percent:0;mso-width-relative:margin;mso-height-relative:margin;v-text-anchor:top" o:gfxdata="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" fillcolor="white [3201]" stroked="f" strokeweight=".5pt">
+              <v:shape w14:anchorId="2152E0BC" id="Cuadro de texto 56" o:spid="_x0000_s1034" type="#_x0000_t202" style="position:absolute;margin-left:377.9pt;margin-top:90.95pt;width:50.25pt;height:20.25pt;z-index:251662336;visibility:visible;mso-wrap-style:square;mso-width-percent:0;mso-height-percent:0;mso-wrap-distance-left:9pt;mso-wrap-distance-top:0;mso-wrap-distance-right:9pt;mso-wrap-distance-bottom:0;mso-position-horizontal:absolute;mso-position-horizontal-relative:margin;mso-position-vertical:absolute;mso-position-vertical-relative:text;mso-width-percent:0;mso-height-percent:0;mso-width-relative:margin;mso-height-relative:margin;v-text-anchor:top" o:gfxdata="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" fillcolor="white [3201]" stroked="f" strokeweight=".5pt">
                 <v:textbox>
                   <w:txbxContent>
                     <w:p>
@@ -21334,9 +20899,9 @@
               </wp:anchor>
             </w:drawing>
           </mc:Choice>
-          <mc:Fallback xmlns:w16sdtfl="http://schemas.microsoft.com/office/word/2024/wordml/sdtformatlock" xmlns:w16du="http://schemas.microsoft.com/office/word/2023/wordml/word16du" xmlns:oel="http://schemas.microsoft.com/office/2019/extlst">
+          <mc:Fallback>
             <w:pict>
-              <v:shape w14:anchorId="48DB7DDC" id="Cuadro de texto 58" o:spid="_x0000_s1035" type="#_x0000_t202" style="position:absolute;margin-left:174.5pt;margin-top:35.65pt;width:135.75pt;height:20.25pt;z-index:251659264;visibility:visible;mso-wrap-style:square;mso-width-percent:0;mso-height-percent:0;mso-wrap-distance-left:9pt;mso-wrap-distance-top:0;mso-wrap-distance-right:9pt;mso-wrap-distance-bottom:0;mso-position-horizontal:absolute;mso-position-horizontal-relative:margin;mso-position-vertical:absolute;mso-position-vertical-relative:text;mso-width-percent:0;mso-height-percent:0;mso-width-relative:margin;mso-height-relative:margin;v-text-anchor:top" o:gfxdata="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" fillcolor="white [3201]" stroked="f" strokeweight=".5pt">
+              <v:shape w14:anchorId="48DB7DDC" id="Cuadro de texto 58" o:spid="_x0000_s1035" type="#_x0000_t202" style="position:absolute;margin-left:174.5pt;margin-top:35.65pt;width:135.75pt;height:20.25pt;z-index:251659264;visibility:visible;mso-wrap-style:square;mso-width-percent:0;mso-height-percent:0;mso-wrap-distance-left:9pt;mso-wrap-distance-top:0;mso-wrap-distance-right:9pt;mso-wrap-distance-bottom:0;mso-position-horizontal:absolute;mso-position-horizontal-relative:margin;mso-position-vertical:absolute;mso-position-vertical-relative:text;mso-width-percent:0;mso-height-percent:0;mso-width-relative:margin;mso-height-relative:margin;v-text-anchor:top" o:gfxdata="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" fillcolor="white [3201]" stroked="f" strokeweight=".5pt">
                 <v:textbox>
                   <w:txbxContent>
                     <w:p>
@@ -21391,7 +20956,7 @@
         <w:drawing>
           <wp:inline distT="0" distB="0" distL="0" distR="0" wp14:anchorId="4D1F3DBB" wp14:editId="5AC8ADAF">
             <wp:extent cx="6162675" cy="4886325"/>
-            <wp:effectExtent l="0" t="12700" r="9525" b="0"/>
+            <wp:effectExtent l="0" t="0" r="9525" b="0"/>
             <wp:docPr id="59" name="Diagrama 59"/>
             <wp:cNvGraphicFramePr/>
             <a:graphic xmlns:a="http://schemas.openxmlformats.org/drawingml/2006/main">
@@ -21500,9 +21065,9 @@
               </wp:anchor>
             </w:drawing>
           </mc:Choice>
-          <mc:Fallback xmlns:w16sdtfl="http://schemas.microsoft.com/office/word/2024/wordml/sdtformatlock" xmlns:w16du="http://schemas.microsoft.com/office/word/2023/wordml/word16du" xmlns:oel="http://schemas.microsoft.com/office/2019/extlst">
+          <mc:Fallback>
             <w:pict>
-              <v:shape w14:anchorId="456814D1" id="Cuadro de texto 843864624" o:spid="_x0000_s1036" type="#_x0000_t202" style="position:absolute;margin-left:138.5pt;margin-top:3.25pt;width:57.8pt;height:20.25pt;z-index:251668480;visibility:visible;mso-wrap-style:square;mso-width-percent:0;mso-height-percent:0;mso-wrap-distance-left:9pt;mso-wrap-distance-top:0;mso-wrap-distance-right:9pt;mso-wrap-distance-bottom:0;mso-position-horizontal:absolute;mso-position-horizontal-relative:margin;mso-position-vertical:absolute;mso-position-vertical-relative:text;mso-width-percent:0;mso-height-percent:0;mso-width-relative:margin;mso-height-relative:margin;v-text-anchor:top" o:gfxdata="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" fillcolor="#4f81bd [3204]" strokecolor="white [3212]" strokeweight=".5pt">
+              <v:shape w14:anchorId="456814D1" id="Cuadro de texto 843864624" o:spid="_x0000_s1036" type="#_x0000_t202" style="position:absolute;margin-left:138.5pt;margin-top:3.25pt;width:57.8pt;height:20.25pt;z-index:251668480;visibility:visible;mso-wrap-style:square;mso-width-percent:0;mso-height-percent:0;mso-wrap-distance-left:9pt;mso-wrap-distance-top:0;mso-wrap-distance-right:9pt;mso-wrap-distance-bottom:0;mso-position-horizontal:absolute;mso-position-horizontal-relative:margin;mso-position-vertical:absolute;mso-position-vertical-relative:text;mso-width-percent:0;mso-height-percent:0;mso-width-relative:margin;mso-height-relative:margin;v-text-anchor:top" o:gfxdata="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" fillcolor="#4f81bd [3204]" strokecolor="white [3212]" strokeweight=".5pt">
                 <v:textbox>
                   <w:txbxContent>
                     <w:p>
@@ -21630,9 +21195,9 @@
               </wp:anchor>
             </w:drawing>
           </mc:Choice>
-          <mc:Fallback xmlns:w16sdtfl="http://schemas.microsoft.com/office/word/2024/wordml/sdtformatlock" xmlns:w16du="http://schemas.microsoft.com/office/word/2023/wordml/word16du" xmlns:oel="http://schemas.microsoft.com/office/2019/extlst">
+          <mc:Fallback>
             <w:pict>
-              <v:shape w14:anchorId="298FC047" id="Cuadro de texto 1139787078" o:spid="_x0000_s1037" type="#_x0000_t202" style="position:absolute;margin-left:138.55pt;margin-top:8.25pt;width:57.8pt;height:20.25pt;z-index:251670528;visibility:visible;mso-wrap-style:square;mso-width-percent:0;mso-height-percent:0;mso-wrap-distance-left:9pt;mso-wrap-distance-top:0;mso-wrap-distance-right:9pt;mso-wrap-distance-bottom:0;mso-position-horizontal:absolute;mso-position-horizontal-relative:margin;mso-position-vertical:absolute;mso-position-vertical-relative:text;mso-width-percent:0;mso-height-percent:0;mso-width-relative:margin;mso-height-relative:margin;v-text-anchor:top" o:gfxdata="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" fillcolor="#4f81bd [3204]" strokecolor="white [3212]" strokeweight=".5pt">
+              <v:shape w14:anchorId="298FC047" id="Cuadro de texto 1139787078" o:spid="_x0000_s1037" type="#_x0000_t202" style="position:absolute;margin-left:138.55pt;margin-top:8.25pt;width:57.8pt;height:20.25pt;z-index:251670528;visibility:visible;mso-wrap-style:square;mso-width-percent:0;mso-height-percent:0;mso-wrap-distance-left:9pt;mso-wrap-distance-top:0;mso-wrap-distance-right:9pt;mso-wrap-distance-bottom:0;mso-position-horizontal:absolute;mso-position-horizontal-relative:margin;mso-position-vertical:absolute;mso-position-vertical-relative:text;mso-width-percent:0;mso-height-percent:0;mso-width-relative:margin;mso-height-relative:margin;v-text-anchor:top" o:gfxdata="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" fillcolor="#4f81bd [3204]" strokecolor="white [3212]" strokeweight=".5pt">
                 <v:textbox>
                   <w:txbxContent>
                     <w:p>
@@ -22882,18 +22447,8 @@
                 <w:szCs w:val="20"/>
                 <w:lang w:val="es-ES_tradnl"/>
               </w:rPr>
-              <w:t xml:space="preserve">documento que consolida y prioriza las brechas de competencia identificadas en el DNC, respondiendo a las preguntas: ¿qué, </w:t>
+              <w:t>documento que consolida y prioriza las brechas de competencia identificadas en el DNC, respondiendo a las preguntas: ¿qué, quién, cuándo y cómo capacitar?</w:t>
             </w:r>
-            <w:proofErr w:type="gramStart"/>
-            <w:r>
-              <w:rPr>
-                <w:sz w:val="20"/>
-                <w:szCs w:val="20"/>
-                <w:lang w:val="es-ES_tradnl"/>
-              </w:rPr>
-              <w:t>quién, cuándo y cómo capacitar?</w:t>
-            </w:r>
-            <w:proofErr w:type="gramEnd"/>
           </w:p>
         </w:tc>
       </w:tr>
@@ -22991,7 +22546,6 @@
                 <w:lang w:val="es-ES_tradnl"/>
               </w:rPr>
             </w:pPr>
-            <w:proofErr w:type="spellStart"/>
             <w:r>
               <w:rPr>
                 <w:b/>
@@ -23002,20 +22556,7 @@
                 <w:szCs w:val="20"/>
                 <w:lang w:val="es-ES_tradnl"/>
               </w:rPr>
-              <w:t>Microlearning</w:t>
-            </w:r>
-            <w:proofErr w:type="spellEnd"/>
-            <w:r>
-              <w:rPr>
-                <w:b/>
-                <w:bCs/>
-                <w:i/>
-                <w:iCs/>
-                <w:sz w:val="20"/>
-                <w:szCs w:val="20"/>
-                <w:lang w:val="es-ES_tradnl"/>
-              </w:rPr>
-              <w:t>:</w:t>
+              <w:t>Microlearning:</w:t>
             </w:r>
           </w:p>
         </w:tc>
@@ -23146,7 +22687,6 @@
                 <w:lang w:val="es-ES_tradnl"/>
               </w:rPr>
             </w:pPr>
-            <w:proofErr w:type="spellStart"/>
             <w:r>
               <w:rPr>
                 <w:b/>
@@ -23157,20 +22697,7 @@
                 <w:szCs w:val="20"/>
                 <w:lang w:val="es-ES_tradnl"/>
               </w:rPr>
-              <w:t>Reskilling</w:t>
-            </w:r>
-            <w:proofErr w:type="spellEnd"/>
-            <w:r>
-              <w:rPr>
-                <w:b/>
-                <w:bCs/>
-                <w:i/>
-                <w:iCs/>
-                <w:sz w:val="20"/>
-                <w:szCs w:val="20"/>
-                <w:lang w:val="es-ES_tradnl"/>
-              </w:rPr>
-              <w:t>:</w:t>
+              <w:t>Reskilling:</w:t>
             </w:r>
           </w:p>
         </w:tc>
@@ -23298,7 +22825,6 @@
                 <w:lang w:val="es-ES_tradnl"/>
               </w:rPr>
             </w:pPr>
-            <w:proofErr w:type="spellStart"/>
             <w:r>
               <w:rPr>
                 <w:b/>
@@ -23309,20 +22835,7 @@
                 <w:szCs w:val="20"/>
                 <w:lang w:val="es-ES_tradnl"/>
               </w:rPr>
-              <w:t>Upskilling</w:t>
-            </w:r>
-            <w:proofErr w:type="spellEnd"/>
-            <w:r>
-              <w:rPr>
-                <w:b/>
-                <w:bCs/>
-                <w:i/>
-                <w:iCs/>
-                <w:sz w:val="20"/>
-                <w:szCs w:val="20"/>
-                <w:lang w:val="es-ES_tradnl"/>
-              </w:rPr>
-              <w:t>:</w:t>
+              <w:t>Upskilling:</w:t>
             </w:r>
           </w:p>
         </w:tc>
@@ -23476,27 +22989,7 @@
           <w:szCs w:val="20"/>
           <w:lang w:val="es-ES_tradnl"/>
         </w:rPr>
-        <w:t xml:space="preserve">Chiavenato, I. (2017). </w:t>
-      </w:r>
-      <w:r>
-        <w:rPr>
-          <w:i/>
-          <w:iCs/>
-          <w:color w:val="000000"/>
-          <w:sz w:val="20"/>
-          <w:szCs w:val="20"/>
-          <w:lang w:val="es-ES_tradnl"/>
-        </w:rPr>
-        <w:t>Administración de recursos humanos: el capital humano de las organizaciones</w:t>
-      </w:r>
-      <w:r>
-        <w:rPr>
-          <w:color w:val="000000"/>
-          <w:sz w:val="20"/>
-          <w:szCs w:val="20"/>
-          <w:lang w:val="es-ES_tradnl"/>
-        </w:rPr>
-        <w:t xml:space="preserve"> (10.ª ed.). McGraw-Hill.</w:t>
+        <w:t>Chiavenato, I. (2017). Administración de recursos humanos: el capital humano de las organizaciones (10.ª ed.). McGraw-Hill.</w:t>
       </w:r>
     </w:p>
     <w:p>
@@ -23516,27 +23009,7 @@
           <w:szCs w:val="20"/>
           <w:lang w:val="es-ES_tradnl"/>
         </w:rPr>
-        <w:t xml:space="preserve">Dessler, G. y Varela, R. (2017). </w:t>
-      </w:r>
-      <w:r>
-        <w:rPr>
-          <w:i/>
-          <w:iCs/>
-          <w:color w:val="000000"/>
-          <w:sz w:val="20"/>
-          <w:szCs w:val="20"/>
-          <w:lang w:val="es-ES_tradnl"/>
-        </w:rPr>
-        <w:t>Administración de recursos humanos: enfoque latinoamericano</w:t>
-      </w:r>
-      <w:r>
-        <w:rPr>
-          <w:color w:val="000000"/>
-          <w:sz w:val="20"/>
-          <w:szCs w:val="20"/>
-          <w:lang w:val="es-ES_tradnl"/>
-        </w:rPr>
-        <w:t xml:space="preserve"> (6.ª ed.). Pearson.</w:t>
+        <w:t>Dessler, G. y Varela, R. (2017). Administración de recursos humanos: enfoque latinoamericano (6.ª ed.). Pearson.</w:t>
       </w:r>
     </w:p>
     <w:p>
@@ -23556,252 +23029,7 @@
           <w:szCs w:val="20"/>
           <w:lang w:val="es-ES_tradnl"/>
         </w:rPr>
-        <w:t xml:space="preserve">Fleming, N. y Mills, C. (1992). </w:t>
-      </w:r>
-      <w:proofErr w:type="spellStart"/>
-      <w:r>
-        <w:rPr>
-          <w:color w:val="000000"/>
-          <w:sz w:val="20"/>
-          <w:szCs w:val="20"/>
-          <w:lang w:val="es-ES_tradnl"/>
-        </w:rPr>
-        <w:t>Not</w:t>
-      </w:r>
-      <w:proofErr w:type="spellEnd"/>
-      <w:r>
-        <w:rPr>
-          <w:color w:val="000000"/>
-          <w:sz w:val="20"/>
-          <w:szCs w:val="20"/>
-          <w:lang w:val="es-ES_tradnl"/>
-        </w:rPr>
-        <w:t xml:space="preserve"> </w:t>
-      </w:r>
-      <w:proofErr w:type="spellStart"/>
-      <w:r>
-        <w:rPr>
-          <w:color w:val="000000"/>
-          <w:sz w:val="20"/>
-          <w:szCs w:val="20"/>
-          <w:lang w:val="es-ES_tradnl"/>
-        </w:rPr>
-        <w:t>another</w:t>
-      </w:r>
-      <w:proofErr w:type="spellEnd"/>
-      <w:r>
-        <w:rPr>
-          <w:color w:val="000000"/>
-          <w:sz w:val="20"/>
-          <w:szCs w:val="20"/>
-          <w:lang w:val="es-ES_tradnl"/>
-        </w:rPr>
-        <w:t xml:space="preserve"> </w:t>
-      </w:r>
-      <w:proofErr w:type="spellStart"/>
-      <w:r>
-        <w:rPr>
-          <w:color w:val="000000"/>
-          <w:sz w:val="20"/>
-          <w:szCs w:val="20"/>
-          <w:lang w:val="es-ES_tradnl"/>
-        </w:rPr>
-        <w:t>inventory</w:t>
-      </w:r>
-      <w:proofErr w:type="spellEnd"/>
-      <w:r>
-        <w:rPr>
-          <w:color w:val="000000"/>
-          <w:sz w:val="20"/>
-          <w:szCs w:val="20"/>
-          <w:lang w:val="es-ES_tradnl"/>
-        </w:rPr>
-        <w:t xml:space="preserve">, </w:t>
-      </w:r>
-      <w:proofErr w:type="spellStart"/>
-      <w:r>
-        <w:rPr>
-          <w:color w:val="000000"/>
-          <w:sz w:val="20"/>
-          <w:szCs w:val="20"/>
-          <w:lang w:val="es-ES_tradnl"/>
-        </w:rPr>
-        <w:t>rather</w:t>
-      </w:r>
-      <w:proofErr w:type="spellEnd"/>
-      <w:r>
-        <w:rPr>
-          <w:color w:val="000000"/>
-          <w:sz w:val="20"/>
-          <w:szCs w:val="20"/>
-          <w:lang w:val="es-ES_tradnl"/>
-        </w:rPr>
-        <w:t xml:space="preserve"> a </w:t>
-      </w:r>
-      <w:proofErr w:type="spellStart"/>
-      <w:r>
-        <w:rPr>
-          <w:color w:val="000000"/>
-          <w:sz w:val="20"/>
-          <w:szCs w:val="20"/>
-          <w:lang w:val="es-ES_tradnl"/>
-        </w:rPr>
-        <w:t>catalyst</w:t>
-      </w:r>
-      <w:proofErr w:type="spellEnd"/>
-      <w:r>
-        <w:rPr>
-          <w:color w:val="000000"/>
-          <w:sz w:val="20"/>
-          <w:szCs w:val="20"/>
-          <w:lang w:val="es-ES_tradnl"/>
-        </w:rPr>
-        <w:t xml:space="preserve"> </w:t>
-      </w:r>
-      <w:proofErr w:type="spellStart"/>
-      <w:r>
-        <w:rPr>
-          <w:color w:val="000000"/>
-          <w:sz w:val="20"/>
-          <w:szCs w:val="20"/>
-          <w:lang w:val="es-ES_tradnl"/>
-        </w:rPr>
-        <w:t>for</w:t>
-      </w:r>
-      <w:proofErr w:type="spellEnd"/>
-      <w:r>
-        <w:rPr>
-          <w:color w:val="000000"/>
-          <w:sz w:val="20"/>
-          <w:szCs w:val="20"/>
-          <w:lang w:val="es-ES_tradnl"/>
-        </w:rPr>
-        <w:t xml:space="preserve"> </w:t>
-      </w:r>
-      <w:proofErr w:type="spellStart"/>
-      <w:r>
-        <w:rPr>
-          <w:color w:val="000000"/>
-          <w:sz w:val="20"/>
-          <w:szCs w:val="20"/>
-          <w:lang w:val="es-ES_tradnl"/>
-        </w:rPr>
-        <w:t>reflection</w:t>
-      </w:r>
-      <w:proofErr w:type="spellEnd"/>
-      <w:r>
-        <w:rPr>
-          <w:color w:val="000000"/>
-          <w:sz w:val="20"/>
-          <w:szCs w:val="20"/>
-          <w:lang w:val="es-ES_tradnl"/>
-        </w:rPr>
-        <w:t xml:space="preserve">. </w:t>
-      </w:r>
-      <w:proofErr w:type="spellStart"/>
-      <w:r>
-        <w:rPr>
-          <w:i/>
-          <w:iCs/>
-          <w:color w:val="000000"/>
-          <w:sz w:val="20"/>
-          <w:szCs w:val="20"/>
-          <w:lang w:val="es-ES_tradnl"/>
-        </w:rPr>
-        <w:t>To</w:t>
-      </w:r>
-      <w:proofErr w:type="spellEnd"/>
-      <w:r>
-        <w:rPr>
-          <w:i/>
-          <w:iCs/>
-          <w:color w:val="000000"/>
-          <w:sz w:val="20"/>
-          <w:szCs w:val="20"/>
-          <w:lang w:val="es-ES_tradnl"/>
-        </w:rPr>
-        <w:t xml:space="preserve"> </w:t>
-      </w:r>
-      <w:proofErr w:type="spellStart"/>
-      <w:r>
-        <w:rPr>
-          <w:i/>
-          <w:iCs/>
-          <w:color w:val="000000"/>
-          <w:sz w:val="20"/>
-          <w:szCs w:val="20"/>
-          <w:lang w:val="es-ES_tradnl"/>
-        </w:rPr>
-        <w:t>Improve</w:t>
-      </w:r>
-      <w:proofErr w:type="spellEnd"/>
-      <w:r>
-        <w:rPr>
-          <w:i/>
-          <w:iCs/>
-          <w:color w:val="000000"/>
-          <w:sz w:val="20"/>
-          <w:szCs w:val="20"/>
-          <w:lang w:val="es-ES_tradnl"/>
-        </w:rPr>
-        <w:t xml:space="preserve"> </w:t>
-      </w:r>
-      <w:proofErr w:type="spellStart"/>
-      <w:r>
-        <w:rPr>
-          <w:i/>
-          <w:iCs/>
-          <w:color w:val="000000"/>
-          <w:sz w:val="20"/>
-          <w:szCs w:val="20"/>
-          <w:lang w:val="es-ES_tradnl"/>
-        </w:rPr>
-        <w:t>the</w:t>
-      </w:r>
-      <w:proofErr w:type="spellEnd"/>
-      <w:r>
-        <w:rPr>
-          <w:i/>
-          <w:iCs/>
-          <w:color w:val="000000"/>
-          <w:sz w:val="20"/>
-          <w:szCs w:val="20"/>
-          <w:lang w:val="es-ES_tradnl"/>
-        </w:rPr>
-        <w:t xml:space="preserve"> </w:t>
-      </w:r>
-      <w:proofErr w:type="spellStart"/>
-      <w:r>
-        <w:rPr>
-          <w:i/>
-          <w:iCs/>
-          <w:color w:val="000000"/>
-          <w:sz w:val="20"/>
-          <w:szCs w:val="20"/>
-          <w:lang w:val="es-ES_tradnl"/>
-        </w:rPr>
-        <w:t>Academy</w:t>
-      </w:r>
-      <w:proofErr w:type="spellEnd"/>
-      <w:r>
-        <w:rPr>
-          <w:i/>
-          <w:iCs/>
-          <w:color w:val="000000"/>
-          <w:sz w:val="20"/>
-          <w:szCs w:val="20"/>
-          <w:lang w:val="es-ES_tradnl"/>
-        </w:rPr>
-        <w:t>, 11,</w:t>
-      </w:r>
-      <w:r>
-        <w:rPr>
-          <w:color w:val="000000"/>
-          <w:sz w:val="20"/>
-          <w:szCs w:val="20"/>
-          <w:lang w:val="es-ES_tradnl"/>
-        </w:rPr>
-        <w:t xml:space="preserve"> 137-155.</w:t>
+        <w:t>Fleming, N. y Mills, C. (1992). Not another inventory, rather a catalyst for reflection. To Improve the Academy, 11, 137-155.</w:t>
       </w:r>
     </w:p>
     <w:p>
@@ -23839,47 +23067,7 @@
           <w:szCs w:val="20"/>
           <w:lang w:val="es-ES_tradnl"/>
         </w:rPr>
-        <w:t xml:space="preserve">Mejía, L., Balkin, D. y </w:t>
-      </w:r>
-      <w:proofErr w:type="spellStart"/>
-      <w:r>
-        <w:rPr>
-          <w:color w:val="000000"/>
-          <w:sz w:val="20"/>
-          <w:szCs w:val="20"/>
-          <w:lang w:val="es-ES_tradnl"/>
-        </w:rPr>
-        <w:t>Cardy</w:t>
-      </w:r>
-      <w:proofErr w:type="spellEnd"/>
-      <w:r>
-        <w:rPr>
-          <w:color w:val="000000"/>
-          <w:sz w:val="20"/>
-          <w:szCs w:val="20"/>
-          <w:lang w:val="es-ES_tradnl"/>
-        </w:rPr>
-        <w:t xml:space="preserve">, R. (2016). </w:t>
-      </w:r>
-      <w:r>
-        <w:rPr>
-          <w:i/>
-          <w:iCs/>
-          <w:color w:val="000000"/>
-          <w:sz w:val="20"/>
-          <w:szCs w:val="20"/>
-          <w:lang w:val="es-ES_tradnl"/>
-        </w:rPr>
-        <w:t>Gestión de recursos humanos</w:t>
-      </w:r>
-      <w:r>
-        <w:rPr>
-          <w:color w:val="000000"/>
-          <w:sz w:val="20"/>
-          <w:szCs w:val="20"/>
-          <w:lang w:val="es-ES_tradnl"/>
-        </w:rPr>
-        <w:t xml:space="preserve"> (8.ª ed.). Pearson.</w:t>
+        <w:t>Mejía, L., Balkin, D. y Cardy, R. (2016). Gestión de recursos humanos (8.ª ed.). Pearson.</w:t>
       </w:r>
     </w:p>
     <w:p>
@@ -23899,221 +23087,7 @@
           <w:szCs w:val="20"/>
           <w:lang w:val="es-ES_tradnl"/>
         </w:rPr>
-        <w:t xml:space="preserve">Kapp, K. (2012). </w:t>
-      </w:r>
-      <w:proofErr w:type="spellStart"/>
-      <w:r>
-        <w:rPr>
-          <w:i/>
-          <w:iCs/>
-          <w:color w:val="000000"/>
-          <w:sz w:val="20"/>
-          <w:szCs w:val="20"/>
-          <w:lang w:val="es-ES_tradnl"/>
-        </w:rPr>
-        <w:t>The</w:t>
-      </w:r>
-      <w:proofErr w:type="spellEnd"/>
-      <w:r>
-        <w:rPr>
-          <w:i/>
-          <w:iCs/>
-          <w:color w:val="000000"/>
-          <w:sz w:val="20"/>
-          <w:szCs w:val="20"/>
-          <w:lang w:val="es-ES_tradnl"/>
-        </w:rPr>
-        <w:t xml:space="preserve"> </w:t>
-      </w:r>
-      <w:proofErr w:type="spellStart"/>
-      <w:r>
-        <w:rPr>
-          <w:i/>
-          <w:iCs/>
-          <w:color w:val="000000"/>
-          <w:sz w:val="20"/>
-          <w:szCs w:val="20"/>
-          <w:lang w:val="es-ES_tradnl"/>
-        </w:rPr>
-        <w:t>gamification</w:t>
-      </w:r>
-      <w:proofErr w:type="spellEnd"/>
-      <w:r>
-        <w:rPr>
-          <w:i/>
-          <w:iCs/>
-          <w:color w:val="000000"/>
-          <w:sz w:val="20"/>
-          <w:szCs w:val="20"/>
-          <w:lang w:val="es-ES_tradnl"/>
-        </w:rPr>
-        <w:t xml:space="preserve"> </w:t>
-      </w:r>
-      <w:proofErr w:type="spellStart"/>
-      <w:r>
-        <w:rPr>
-          <w:i/>
-          <w:iCs/>
-          <w:color w:val="000000"/>
-          <w:sz w:val="20"/>
-          <w:szCs w:val="20"/>
-          <w:lang w:val="es-ES_tradnl"/>
-        </w:rPr>
-        <w:t>of</w:t>
-      </w:r>
-      <w:proofErr w:type="spellEnd"/>
-      <w:r>
-        <w:rPr>
-          <w:i/>
-          <w:iCs/>
-          <w:color w:val="000000"/>
-          <w:sz w:val="20"/>
-          <w:szCs w:val="20"/>
-          <w:lang w:val="es-ES_tradnl"/>
-        </w:rPr>
-        <w:t xml:space="preserve"> learning and </w:t>
-      </w:r>
-      <w:proofErr w:type="spellStart"/>
-      <w:r>
-        <w:rPr>
-          <w:i/>
-          <w:iCs/>
-          <w:color w:val="000000"/>
-          <w:sz w:val="20"/>
-          <w:szCs w:val="20"/>
-          <w:lang w:val="es-ES_tradnl"/>
-        </w:rPr>
-        <w:t>instruction</w:t>
-      </w:r>
-      <w:proofErr w:type="spellEnd"/>
-      <w:r>
-        <w:rPr>
-          <w:i/>
-          <w:iCs/>
-          <w:color w:val="000000"/>
-          <w:sz w:val="20"/>
-          <w:szCs w:val="20"/>
-          <w:lang w:val="es-ES_tradnl"/>
-        </w:rPr>
-        <w:t xml:space="preserve">: </w:t>
-      </w:r>
-      <w:proofErr w:type="spellStart"/>
-      <w:r>
-        <w:rPr>
-          <w:i/>
-          <w:iCs/>
-          <w:color w:val="000000"/>
-          <w:sz w:val="20"/>
-          <w:szCs w:val="20"/>
-          <w:lang w:val="es-ES_tradnl"/>
-        </w:rPr>
-        <w:t>game-based</w:t>
-      </w:r>
-      <w:proofErr w:type="spellEnd"/>
-      <w:r>
-        <w:rPr>
-          <w:i/>
-          <w:iCs/>
-          <w:color w:val="000000"/>
-          <w:sz w:val="20"/>
-          <w:szCs w:val="20"/>
-          <w:lang w:val="es-ES_tradnl"/>
-        </w:rPr>
-        <w:t xml:space="preserve"> </w:t>
-      </w:r>
-      <w:proofErr w:type="spellStart"/>
-      <w:r>
-        <w:rPr>
-          <w:i/>
-          <w:iCs/>
-          <w:color w:val="000000"/>
-          <w:sz w:val="20"/>
-          <w:szCs w:val="20"/>
-          <w:lang w:val="es-ES_tradnl"/>
-        </w:rPr>
-        <w:t>methods</w:t>
-      </w:r>
-      <w:proofErr w:type="spellEnd"/>
-      <w:r>
-        <w:rPr>
-          <w:i/>
-          <w:iCs/>
-          <w:color w:val="000000"/>
-          <w:sz w:val="20"/>
-          <w:szCs w:val="20"/>
-          <w:lang w:val="es-ES_tradnl"/>
-        </w:rPr>
-        <w:t xml:space="preserve"> and </w:t>
-      </w:r>
-      <w:proofErr w:type="spellStart"/>
-      <w:r>
-        <w:rPr>
-          <w:i/>
-          <w:iCs/>
-          <w:color w:val="000000"/>
-          <w:sz w:val="20"/>
-          <w:szCs w:val="20"/>
-          <w:lang w:val="es-ES_tradnl"/>
-        </w:rPr>
-        <w:t>strategies</w:t>
-      </w:r>
-      <w:proofErr w:type="spellEnd"/>
-      <w:r>
-        <w:rPr>
-          <w:i/>
-          <w:iCs/>
-          <w:color w:val="000000"/>
-          <w:sz w:val="20"/>
-          <w:szCs w:val="20"/>
-          <w:lang w:val="es-ES_tradnl"/>
-        </w:rPr>
-        <w:t xml:space="preserve"> </w:t>
-      </w:r>
-      <w:proofErr w:type="spellStart"/>
-      <w:r>
-        <w:rPr>
-          <w:i/>
-          <w:iCs/>
-          <w:color w:val="000000"/>
-          <w:sz w:val="20"/>
-          <w:szCs w:val="20"/>
-          <w:lang w:val="es-ES_tradnl"/>
-        </w:rPr>
-        <w:t>for</w:t>
-      </w:r>
-      <w:proofErr w:type="spellEnd"/>
-      <w:r>
-        <w:rPr>
-          <w:i/>
-          <w:iCs/>
-          <w:color w:val="000000"/>
-          <w:sz w:val="20"/>
-          <w:szCs w:val="20"/>
-          <w:lang w:val="es-ES_tradnl"/>
-        </w:rPr>
-        <w:t xml:space="preserve"> training and </w:t>
-      </w:r>
-      <w:proofErr w:type="spellStart"/>
-      <w:r>
-        <w:rPr>
-          <w:i/>
-          <w:iCs/>
-          <w:color w:val="000000"/>
-          <w:sz w:val="20"/>
-          <w:szCs w:val="20"/>
-          <w:lang w:val="es-ES_tradnl"/>
-        </w:rPr>
-        <w:t>education</w:t>
-      </w:r>
-      <w:proofErr w:type="spellEnd"/>
-      <w:r>
-        <w:rPr>
-          <w:color w:val="000000"/>
-          <w:sz w:val="20"/>
-          <w:szCs w:val="20"/>
-          <w:lang w:val="es-ES_tradnl"/>
-        </w:rPr>
-        <w:t>. Pfeiffer.</w:t>
+        <w:t>Kapp, K. (2012). The gamification of learning and instruction: game-based methods and strategies for training and education. Pfeiffer.</w:t>
       </w:r>
     </w:p>
     <w:p>
@@ -24133,165 +23107,7 @@
           <w:szCs w:val="20"/>
           <w:lang w:val="es-ES_tradnl"/>
         </w:rPr>
-        <w:t xml:space="preserve">Kirkpatrick, D. (1994). </w:t>
-      </w:r>
-      <w:proofErr w:type="spellStart"/>
-      <w:r>
-        <w:rPr>
-          <w:i/>
-          <w:iCs/>
-          <w:color w:val="000000"/>
-          <w:sz w:val="20"/>
-          <w:szCs w:val="20"/>
-          <w:lang w:val="es-ES_tradnl"/>
-        </w:rPr>
-        <w:t>Evaluating</w:t>
-      </w:r>
-      <w:proofErr w:type="spellEnd"/>
-      <w:r>
-        <w:rPr>
-          <w:i/>
-          <w:iCs/>
-          <w:color w:val="000000"/>
-          <w:sz w:val="20"/>
-          <w:szCs w:val="20"/>
-          <w:lang w:val="es-ES_tradnl"/>
-        </w:rPr>
-        <w:t xml:space="preserve"> training </w:t>
-      </w:r>
-      <w:proofErr w:type="spellStart"/>
-      <w:r>
-        <w:rPr>
-          <w:i/>
-          <w:iCs/>
-          <w:color w:val="000000"/>
-          <w:sz w:val="20"/>
-          <w:szCs w:val="20"/>
-          <w:lang w:val="es-ES_tradnl"/>
-        </w:rPr>
-        <w:t>programs</w:t>
-      </w:r>
-      <w:proofErr w:type="spellEnd"/>
-      <w:r>
-        <w:rPr>
-          <w:i/>
-          <w:iCs/>
-          <w:color w:val="000000"/>
-          <w:sz w:val="20"/>
-          <w:szCs w:val="20"/>
-          <w:lang w:val="es-ES_tradnl"/>
-        </w:rPr>
-        <w:t xml:space="preserve">: </w:t>
-      </w:r>
-      <w:proofErr w:type="spellStart"/>
-      <w:r>
-        <w:rPr>
-          <w:i/>
-          <w:iCs/>
-          <w:color w:val="000000"/>
-          <w:sz w:val="20"/>
-          <w:szCs w:val="20"/>
-          <w:lang w:val="es-ES_tradnl"/>
-        </w:rPr>
-        <w:t>the</w:t>
-      </w:r>
-      <w:proofErr w:type="spellEnd"/>
-      <w:r>
-        <w:rPr>
-          <w:i/>
-          <w:iCs/>
-          <w:color w:val="000000"/>
-          <w:sz w:val="20"/>
-          <w:szCs w:val="20"/>
-          <w:lang w:val="es-ES_tradnl"/>
-        </w:rPr>
-        <w:t xml:space="preserve"> </w:t>
-      </w:r>
-      <w:proofErr w:type="spellStart"/>
-      <w:r>
-        <w:rPr>
-          <w:i/>
-          <w:iCs/>
-          <w:color w:val="000000"/>
-          <w:sz w:val="20"/>
-          <w:szCs w:val="20"/>
-          <w:lang w:val="es-ES_tradnl"/>
-        </w:rPr>
-        <w:t>four</w:t>
-      </w:r>
-      <w:proofErr w:type="spellEnd"/>
-      <w:r>
-        <w:rPr>
-          <w:i/>
-          <w:iCs/>
-          <w:color w:val="000000"/>
-          <w:sz w:val="20"/>
-          <w:szCs w:val="20"/>
-          <w:lang w:val="es-ES_tradnl"/>
-        </w:rPr>
-        <w:t xml:space="preserve"> </w:t>
-      </w:r>
-      <w:proofErr w:type="spellStart"/>
-      <w:r>
-        <w:rPr>
-          <w:i/>
-          <w:iCs/>
-          <w:color w:val="000000"/>
-          <w:sz w:val="20"/>
-          <w:szCs w:val="20"/>
-          <w:lang w:val="es-ES_tradnl"/>
-        </w:rPr>
-        <w:t>levels</w:t>
-      </w:r>
-      <w:proofErr w:type="spellEnd"/>
-      <w:r>
-        <w:rPr>
-          <w:color w:val="000000"/>
-          <w:sz w:val="20"/>
-          <w:szCs w:val="20"/>
-          <w:lang w:val="es-ES_tradnl"/>
-        </w:rPr>
-        <w:t xml:space="preserve">. </w:t>
-      </w:r>
-      <w:proofErr w:type="spellStart"/>
-      <w:r>
-        <w:rPr>
-          <w:color w:val="000000"/>
-          <w:sz w:val="20"/>
-          <w:szCs w:val="20"/>
-          <w:lang w:val="es-ES_tradnl"/>
-        </w:rPr>
-        <w:t>Berrett</w:t>
-      </w:r>
-      <w:proofErr w:type="spellEnd"/>
-      <w:r>
-        <w:rPr>
-          <w:color w:val="000000"/>
-          <w:sz w:val="20"/>
-          <w:szCs w:val="20"/>
-          <w:lang w:val="es-ES_tradnl"/>
-        </w:rPr>
-        <w:t xml:space="preserve">-Koehler </w:t>
-      </w:r>
-      <w:proofErr w:type="spellStart"/>
-      <w:r>
-        <w:rPr>
-          <w:color w:val="000000"/>
-          <w:sz w:val="20"/>
-          <w:szCs w:val="20"/>
-          <w:lang w:val="es-ES_tradnl"/>
-        </w:rPr>
-        <w:t>Publishers</w:t>
-      </w:r>
-      <w:proofErr w:type="spellEnd"/>
-      <w:r>
-        <w:rPr>
-          <w:color w:val="000000"/>
-          <w:sz w:val="20"/>
-          <w:szCs w:val="20"/>
-          <w:lang w:val="es-ES_tradnl"/>
-        </w:rPr>
-        <w:t>.</w:t>
+        <w:t>Kirkpatrick, D. (1994). Evaluating training programs: the four levels. Berrett-Koehler Publishers.</w:t>
       </w:r>
     </w:p>
     <w:p>
@@ -24311,204 +23127,7 @@
           <w:szCs w:val="20"/>
           <w:lang w:val="es-ES_tradnl"/>
         </w:rPr>
-        <w:t xml:space="preserve">Knowles, M. (1984). </w:t>
-      </w:r>
-      <w:proofErr w:type="spellStart"/>
-      <w:r>
-        <w:rPr>
-          <w:i/>
-          <w:iCs/>
-          <w:color w:val="000000"/>
-          <w:sz w:val="20"/>
-          <w:szCs w:val="20"/>
-          <w:lang w:val="es-ES_tradnl"/>
-        </w:rPr>
-        <w:t>Andragogy</w:t>
-      </w:r>
-      <w:proofErr w:type="spellEnd"/>
-      <w:r>
-        <w:rPr>
-          <w:i/>
-          <w:iCs/>
-          <w:color w:val="000000"/>
-          <w:sz w:val="20"/>
-          <w:szCs w:val="20"/>
-          <w:lang w:val="es-ES_tradnl"/>
-        </w:rPr>
-        <w:t xml:space="preserve"> in </w:t>
-      </w:r>
-      <w:proofErr w:type="spellStart"/>
-      <w:r>
-        <w:rPr>
-          <w:i/>
-          <w:iCs/>
-          <w:color w:val="000000"/>
-          <w:sz w:val="20"/>
-          <w:szCs w:val="20"/>
-          <w:lang w:val="es-ES_tradnl"/>
-        </w:rPr>
-        <w:t>action</w:t>
-      </w:r>
-      <w:proofErr w:type="spellEnd"/>
-      <w:r>
-        <w:rPr>
-          <w:i/>
-          <w:iCs/>
-          <w:color w:val="000000"/>
-          <w:sz w:val="20"/>
-          <w:szCs w:val="20"/>
-          <w:lang w:val="es-ES_tradnl"/>
-        </w:rPr>
-        <w:t xml:space="preserve">: </w:t>
-      </w:r>
-      <w:proofErr w:type="spellStart"/>
-      <w:r>
-        <w:rPr>
-          <w:i/>
-          <w:iCs/>
-          <w:color w:val="000000"/>
-          <w:sz w:val="20"/>
-          <w:szCs w:val="20"/>
-          <w:lang w:val="es-ES_tradnl"/>
-        </w:rPr>
-        <w:t>applying</w:t>
-      </w:r>
-      <w:proofErr w:type="spellEnd"/>
-      <w:r>
-        <w:rPr>
-          <w:i/>
-          <w:iCs/>
-          <w:color w:val="000000"/>
-          <w:sz w:val="20"/>
-          <w:szCs w:val="20"/>
-          <w:lang w:val="es-ES_tradnl"/>
-        </w:rPr>
-        <w:t xml:space="preserve"> </w:t>
-      </w:r>
-      <w:proofErr w:type="spellStart"/>
-      <w:r>
-        <w:rPr>
-          <w:i/>
-          <w:iCs/>
-          <w:color w:val="000000"/>
-          <w:sz w:val="20"/>
-          <w:szCs w:val="20"/>
-          <w:lang w:val="es-ES_tradnl"/>
-        </w:rPr>
-        <w:t>modern</w:t>
-      </w:r>
-      <w:proofErr w:type="spellEnd"/>
-      <w:r>
-        <w:rPr>
-          <w:i/>
-          <w:iCs/>
-          <w:color w:val="000000"/>
-          <w:sz w:val="20"/>
-          <w:szCs w:val="20"/>
-          <w:lang w:val="es-ES_tradnl"/>
-        </w:rPr>
-        <w:t xml:space="preserve"> </w:t>
-      </w:r>
-      <w:proofErr w:type="spellStart"/>
-      <w:r>
-        <w:rPr>
-          <w:i/>
-          <w:iCs/>
-          <w:color w:val="000000"/>
-          <w:sz w:val="20"/>
-          <w:szCs w:val="20"/>
-          <w:lang w:val="es-ES_tradnl"/>
-        </w:rPr>
-        <w:t>principles</w:t>
-      </w:r>
-      <w:proofErr w:type="spellEnd"/>
-      <w:r>
-        <w:rPr>
-          <w:i/>
-          <w:iCs/>
-          <w:color w:val="000000"/>
-          <w:sz w:val="20"/>
-          <w:szCs w:val="20"/>
-          <w:lang w:val="es-ES_tradnl"/>
-        </w:rPr>
-        <w:t xml:space="preserve"> </w:t>
-      </w:r>
-      <w:proofErr w:type="spellStart"/>
-      <w:r>
-        <w:rPr>
-          <w:i/>
-          <w:iCs/>
-          <w:color w:val="000000"/>
-          <w:sz w:val="20"/>
-          <w:szCs w:val="20"/>
-          <w:lang w:val="es-ES_tradnl"/>
-        </w:rPr>
-        <w:t>of</w:t>
-      </w:r>
-      <w:proofErr w:type="spellEnd"/>
-      <w:r>
-        <w:rPr>
-          <w:i/>
-          <w:iCs/>
-          <w:color w:val="000000"/>
-          <w:sz w:val="20"/>
-          <w:szCs w:val="20"/>
-          <w:lang w:val="es-ES_tradnl"/>
-        </w:rPr>
-        <w:t xml:space="preserve"> </w:t>
-      </w:r>
-      <w:proofErr w:type="spellStart"/>
-      <w:r>
-        <w:rPr>
-          <w:i/>
-          <w:iCs/>
-          <w:color w:val="000000"/>
-          <w:sz w:val="20"/>
-          <w:szCs w:val="20"/>
-          <w:lang w:val="es-ES_tradnl"/>
-        </w:rPr>
-        <w:t>adult</w:t>
-      </w:r>
-      <w:proofErr w:type="spellEnd"/>
-      <w:r>
-        <w:rPr>
-          <w:i/>
-          <w:iCs/>
-          <w:color w:val="000000"/>
-          <w:sz w:val="20"/>
-          <w:szCs w:val="20"/>
-          <w:lang w:val="es-ES_tradnl"/>
-        </w:rPr>
-        <w:t xml:space="preserve"> learning</w:t>
-      </w:r>
-      <w:r>
-        <w:rPr>
-          <w:color w:val="000000"/>
-          <w:sz w:val="20"/>
-          <w:szCs w:val="20"/>
-          <w:lang w:val="es-ES_tradnl"/>
-        </w:rPr>
-        <w:t xml:space="preserve">. </w:t>
-      </w:r>
-      <w:proofErr w:type="spellStart"/>
-      <w:r>
-        <w:rPr>
-          <w:color w:val="000000"/>
-          <w:sz w:val="20"/>
-          <w:szCs w:val="20"/>
-          <w:lang w:val="es-ES_tradnl"/>
-        </w:rPr>
-        <w:t>Jossey</w:t>
-      </w:r>
-      <w:proofErr w:type="spellEnd"/>
-      <w:r>
-        <w:rPr>
-          <w:color w:val="000000"/>
-          <w:sz w:val="20"/>
-          <w:szCs w:val="20"/>
-          <w:lang w:val="es-ES_tradnl"/>
-        </w:rPr>
-        <w:t>-Bass.</w:t>
+        <w:t>Knowles, M. (1984). Andragogy in action: applying modern principles of adult learning. Jossey-Bass.</w:t>
       </w:r>
     </w:p>
     <w:p>
@@ -24561,7 +23180,6 @@
           <w:lang w:val="es-ES_tradnl"/>
         </w:rPr>
       </w:pPr>
-      <w:proofErr w:type="spellStart"/>
       <w:r>
         <w:rPr>
           <w:color w:val="000000"/>
@@ -24569,37 +23187,7 @@
           <w:szCs w:val="20"/>
           <w:lang w:val="es-ES_tradnl"/>
         </w:rPr>
-        <w:t>Siliceo</w:t>
-      </w:r>
-      <w:proofErr w:type="spellEnd"/>
-      <w:r>
-        <w:rPr>
-          <w:color w:val="000000"/>
-          <w:sz w:val="20"/>
-          <w:szCs w:val="20"/>
-          <w:lang w:val="es-ES_tradnl"/>
-        </w:rPr>
-        <w:t xml:space="preserve">, A. (2010). </w:t>
-      </w:r>
-      <w:r>
-        <w:rPr>
-          <w:i/>
-          <w:iCs/>
-          <w:color w:val="000000"/>
-          <w:sz w:val="20"/>
-          <w:szCs w:val="20"/>
-          <w:lang w:val="es-ES_tradnl"/>
-        </w:rPr>
-        <w:t>Capacitación y desarrollo de personal</w:t>
-      </w:r>
-      <w:r>
-        <w:rPr>
-          <w:color w:val="000000"/>
-          <w:sz w:val="20"/>
-          <w:szCs w:val="20"/>
-          <w:lang w:val="es-ES_tradnl"/>
-        </w:rPr>
-        <w:t xml:space="preserve"> (4.ª ed.). Limusa.</w:t>
+        <w:t>Siliceo, A. (2010). Capacitación y desarrollo de personal (4.ª ed.). Limusa.</w:t>
       </w:r>
     </w:p>
     <w:p>
@@ -24619,107 +23207,7 @@
           <w:szCs w:val="20"/>
           <w:lang w:val="es-ES_tradnl"/>
         </w:rPr>
-        <w:t xml:space="preserve">Spencer, L. y Spencer, S. (1993). </w:t>
-      </w:r>
-      <w:proofErr w:type="spellStart"/>
-      <w:r>
-        <w:rPr>
-          <w:color w:val="000000"/>
-          <w:sz w:val="20"/>
-          <w:szCs w:val="20"/>
-          <w:lang w:val="es-ES_tradnl"/>
-        </w:rPr>
-        <w:t>Competence</w:t>
-      </w:r>
-      <w:proofErr w:type="spellEnd"/>
-      <w:r>
-        <w:rPr>
-          <w:color w:val="000000"/>
-          <w:sz w:val="20"/>
-          <w:szCs w:val="20"/>
-          <w:lang w:val="es-ES_tradnl"/>
-        </w:rPr>
-        <w:t xml:space="preserve"> at </w:t>
-      </w:r>
-      <w:proofErr w:type="spellStart"/>
-      <w:r>
-        <w:rPr>
-          <w:color w:val="000000"/>
-          <w:sz w:val="20"/>
-          <w:szCs w:val="20"/>
-          <w:lang w:val="es-ES_tradnl"/>
-        </w:rPr>
-        <w:t>work</w:t>
-      </w:r>
-      <w:proofErr w:type="spellEnd"/>
-      <w:r>
-        <w:rPr>
-          <w:color w:val="000000"/>
-          <w:sz w:val="20"/>
-          <w:szCs w:val="20"/>
-          <w:lang w:val="es-ES_tradnl"/>
-        </w:rPr>
-        <w:t xml:space="preserve">: </w:t>
-      </w:r>
-      <w:proofErr w:type="spellStart"/>
-      <w:r>
-        <w:rPr>
-          <w:color w:val="000000"/>
-          <w:sz w:val="20"/>
-          <w:szCs w:val="20"/>
-          <w:lang w:val="es-ES_tradnl"/>
-        </w:rPr>
-        <w:t>models</w:t>
-      </w:r>
-      <w:proofErr w:type="spellEnd"/>
-      <w:r>
-        <w:rPr>
-          <w:color w:val="000000"/>
-          <w:sz w:val="20"/>
-          <w:szCs w:val="20"/>
-          <w:lang w:val="es-ES_tradnl"/>
-        </w:rPr>
-        <w:t xml:space="preserve"> </w:t>
-      </w:r>
-      <w:proofErr w:type="spellStart"/>
-      <w:r>
-        <w:rPr>
-          <w:color w:val="000000"/>
-          <w:sz w:val="20"/>
-          <w:szCs w:val="20"/>
-          <w:lang w:val="es-ES_tradnl"/>
-        </w:rPr>
-        <w:t>for</w:t>
-      </w:r>
-      <w:proofErr w:type="spellEnd"/>
-      <w:r>
-        <w:rPr>
-          <w:color w:val="000000"/>
-          <w:sz w:val="20"/>
-          <w:szCs w:val="20"/>
-          <w:lang w:val="es-ES_tradnl"/>
-        </w:rPr>
-        <w:t xml:space="preserve"> superior performance. John Wiley &amp; </w:t>
-      </w:r>
-      <w:proofErr w:type="spellStart"/>
-      <w:r>
-        <w:rPr>
-          <w:color w:val="000000"/>
-          <w:sz w:val="20"/>
-          <w:szCs w:val="20"/>
-          <w:lang w:val="es-ES_tradnl"/>
-        </w:rPr>
-        <w:t>Sons</w:t>
-      </w:r>
-      <w:proofErr w:type="spellEnd"/>
-      <w:r>
-        <w:rPr>
-          <w:color w:val="000000"/>
-          <w:sz w:val="20"/>
-          <w:szCs w:val="20"/>
-          <w:lang w:val="es-ES_tradnl"/>
-        </w:rPr>
-        <w:t>.</w:t>
+        <w:t>Spencer, L. y Spencer, S. (1993). Competence at work: models for superior performance. John Wiley &amp; Sons.</w:t>
       </w:r>
     </w:p>
     <w:p>
@@ -24732,7 +23220,6 @@
           <w:lang w:val="es-ES_tradnl"/>
         </w:rPr>
       </w:pPr>
-      <w:proofErr w:type="spellStart"/>
       <w:r>
         <w:rPr>
           <w:color w:val="000000"/>
@@ -24740,251 +23227,7 @@
           <w:szCs w:val="20"/>
           <w:lang w:val="es-ES_tradnl"/>
         </w:rPr>
-        <w:t>Werbach</w:t>
-      </w:r>
-      <w:proofErr w:type="spellEnd"/>
-      <w:r>
-        <w:rPr>
-          <w:color w:val="000000"/>
-          <w:sz w:val="20"/>
-          <w:szCs w:val="20"/>
-          <w:lang w:val="es-ES_tradnl"/>
-        </w:rPr>
-        <w:t xml:space="preserve">, K. y Hunter, D. (2012). </w:t>
-      </w:r>
-      <w:proofErr w:type="spellStart"/>
-      <w:r>
-        <w:rPr>
-          <w:i/>
-          <w:iCs/>
-          <w:color w:val="000000"/>
-          <w:sz w:val="20"/>
-          <w:szCs w:val="20"/>
-          <w:lang w:val="es-ES_tradnl"/>
-        </w:rPr>
-        <w:t>For</w:t>
-      </w:r>
-      <w:proofErr w:type="spellEnd"/>
-      <w:r>
-        <w:rPr>
-          <w:i/>
-          <w:iCs/>
-          <w:color w:val="000000"/>
-          <w:sz w:val="20"/>
-          <w:szCs w:val="20"/>
-          <w:lang w:val="es-ES_tradnl"/>
-        </w:rPr>
-        <w:t xml:space="preserve"> </w:t>
-      </w:r>
-      <w:proofErr w:type="spellStart"/>
-      <w:r>
-        <w:rPr>
-          <w:i/>
-          <w:iCs/>
-          <w:color w:val="000000"/>
-          <w:sz w:val="20"/>
-          <w:szCs w:val="20"/>
-          <w:lang w:val="es-ES_tradnl"/>
-        </w:rPr>
-        <w:t>the</w:t>
-      </w:r>
-      <w:proofErr w:type="spellEnd"/>
-      <w:r>
-        <w:rPr>
-          <w:i/>
-          <w:iCs/>
-          <w:color w:val="000000"/>
-          <w:sz w:val="20"/>
-          <w:szCs w:val="20"/>
-          <w:lang w:val="es-ES_tradnl"/>
-        </w:rPr>
-        <w:t xml:space="preserve"> </w:t>
-      </w:r>
-      <w:proofErr w:type="spellStart"/>
-      <w:r>
-        <w:rPr>
-          <w:i/>
-          <w:iCs/>
-          <w:color w:val="000000"/>
-          <w:sz w:val="20"/>
-          <w:szCs w:val="20"/>
-          <w:lang w:val="es-ES_tradnl"/>
-        </w:rPr>
-        <w:t>win</w:t>
-      </w:r>
-      <w:proofErr w:type="spellEnd"/>
-      <w:r>
-        <w:rPr>
-          <w:i/>
-          <w:iCs/>
-          <w:color w:val="000000"/>
-          <w:sz w:val="20"/>
-          <w:szCs w:val="20"/>
-          <w:lang w:val="es-ES_tradnl"/>
-        </w:rPr>
-        <w:t xml:space="preserve">: </w:t>
-      </w:r>
-      <w:proofErr w:type="spellStart"/>
-      <w:r>
-        <w:rPr>
-          <w:i/>
-          <w:iCs/>
-          <w:color w:val="000000"/>
-          <w:sz w:val="20"/>
-          <w:szCs w:val="20"/>
-          <w:lang w:val="es-ES_tradnl"/>
-        </w:rPr>
-        <w:t>how</w:t>
-      </w:r>
-      <w:proofErr w:type="spellEnd"/>
-      <w:r>
-        <w:rPr>
-          <w:i/>
-          <w:iCs/>
-          <w:color w:val="000000"/>
-          <w:sz w:val="20"/>
-          <w:szCs w:val="20"/>
-          <w:lang w:val="es-ES_tradnl"/>
-        </w:rPr>
-        <w:t xml:space="preserve"> </w:t>
-      </w:r>
-      <w:proofErr w:type="spellStart"/>
-      <w:r>
-        <w:rPr>
-          <w:i/>
-          <w:iCs/>
-          <w:color w:val="000000"/>
-          <w:sz w:val="20"/>
-          <w:szCs w:val="20"/>
-          <w:lang w:val="es-ES_tradnl"/>
-        </w:rPr>
-        <w:t>game</w:t>
-      </w:r>
-      <w:proofErr w:type="spellEnd"/>
-      <w:r>
-        <w:rPr>
-          <w:i/>
-          <w:iCs/>
-          <w:color w:val="000000"/>
-          <w:sz w:val="20"/>
-          <w:szCs w:val="20"/>
-          <w:lang w:val="es-ES_tradnl"/>
-        </w:rPr>
-        <w:t xml:space="preserve"> </w:t>
-      </w:r>
-      <w:proofErr w:type="spellStart"/>
-      <w:r>
-        <w:rPr>
-          <w:i/>
-          <w:iCs/>
-          <w:color w:val="000000"/>
-          <w:sz w:val="20"/>
-          <w:szCs w:val="20"/>
-          <w:lang w:val="es-ES_tradnl"/>
-        </w:rPr>
-        <w:t>thinking</w:t>
-      </w:r>
-      <w:proofErr w:type="spellEnd"/>
-      <w:r>
-        <w:rPr>
-          <w:i/>
-          <w:iCs/>
-          <w:color w:val="000000"/>
-          <w:sz w:val="20"/>
-          <w:szCs w:val="20"/>
-          <w:lang w:val="es-ES_tradnl"/>
-        </w:rPr>
-        <w:t xml:space="preserve"> can </w:t>
-      </w:r>
-      <w:proofErr w:type="spellStart"/>
-      <w:r>
-        <w:rPr>
-          <w:i/>
-          <w:iCs/>
-          <w:color w:val="000000"/>
-          <w:sz w:val="20"/>
-          <w:szCs w:val="20"/>
-          <w:lang w:val="es-ES_tradnl"/>
-        </w:rPr>
-        <w:t>revolutionize</w:t>
-      </w:r>
-      <w:proofErr w:type="spellEnd"/>
-      <w:r>
-        <w:rPr>
-          <w:i/>
-          <w:iCs/>
-          <w:color w:val="000000"/>
-          <w:sz w:val="20"/>
-          <w:szCs w:val="20"/>
-          <w:lang w:val="es-ES_tradnl"/>
-        </w:rPr>
-        <w:t xml:space="preserve"> </w:t>
-      </w:r>
-      <w:proofErr w:type="spellStart"/>
-      <w:r>
-        <w:rPr>
-          <w:i/>
-          <w:iCs/>
-          <w:color w:val="000000"/>
-          <w:sz w:val="20"/>
-          <w:szCs w:val="20"/>
-          <w:lang w:val="es-ES_tradnl"/>
-        </w:rPr>
-        <w:t>your</w:t>
-      </w:r>
-      <w:proofErr w:type="spellEnd"/>
-      <w:r>
-        <w:rPr>
-          <w:i/>
-          <w:iCs/>
-          <w:color w:val="000000"/>
-          <w:sz w:val="20"/>
-          <w:szCs w:val="20"/>
-          <w:lang w:val="es-ES_tradnl"/>
-        </w:rPr>
-        <w:t xml:space="preserve"> </w:t>
-      </w:r>
-      <w:proofErr w:type="spellStart"/>
-      <w:r>
-        <w:rPr>
-          <w:i/>
-          <w:iCs/>
-          <w:color w:val="000000"/>
-          <w:sz w:val="20"/>
-          <w:szCs w:val="20"/>
-          <w:lang w:val="es-ES_tradnl"/>
-        </w:rPr>
-        <w:t>business</w:t>
-      </w:r>
-      <w:proofErr w:type="spellEnd"/>
-      <w:r>
-        <w:rPr>
-          <w:color w:val="000000"/>
-          <w:sz w:val="20"/>
-          <w:szCs w:val="20"/>
-          <w:lang w:val="es-ES_tradnl"/>
-        </w:rPr>
-        <w:t xml:space="preserve">. Wharton Digital </w:t>
-      </w:r>
-      <w:proofErr w:type="spellStart"/>
-      <w:r>
-        <w:rPr>
-          <w:color w:val="000000"/>
-          <w:sz w:val="20"/>
-          <w:szCs w:val="20"/>
-          <w:lang w:val="es-ES_tradnl"/>
-        </w:rPr>
-        <w:t>Press</w:t>
-      </w:r>
-      <w:proofErr w:type="spellEnd"/>
-      <w:r>
-        <w:rPr>
-          <w:color w:val="000000"/>
-          <w:sz w:val="20"/>
-          <w:szCs w:val="20"/>
-          <w:lang w:val="es-ES_tradnl"/>
-        </w:rPr>
-        <w:t>.</w:t>
+        <w:t>Werbach, K. y Hunter, D. (2012). For the win: how game thinking can revolutionize your business. Wharton Digital Press.</w:t>
       </w:r>
     </w:p>
     <w:p>
@@ -39915,6 +38158,15 @@
 </file>
 
 <file path=customXml/item1.xml><?xml version="1.0" encoding="utf-8"?>
+<s:customData xmlns="http://www.wps.cn/officeDocument/2013/wpsCustomData" xmlns:s="http://www.wps.cn/officeDocument/2013/wpsCustomData">
+  <customSectProps/>
+  <customShpExts>
+    <customShpInfo spid="_x0000_s1026" textRotate="1"/>
+  </customShpExts>
+</s:customData>
+</file>
+
+<file path=customXml/item2.xml><?xml version="1.0" encoding="utf-8"?>
 <ct:contentTypeSchema xmlns:ct="http://schemas.microsoft.com/office/2006/metadata/contentType" xmlns:ma="http://schemas.microsoft.com/office/2006/metadata/properties/metaAttributes" ct:_="" ma:_="" ma:contentTypeName="Documento" ma:contentTypeID="0x0101006A81D6BD42E8DF4C91013959704817E1" ma:contentTypeVersion="15" ma:contentTypeDescription="Crear nuevo documento." ma:contentTypeScope="" ma:versionID="bf4f72ffd194f0963ff564daca6869f7">
   <xsd:schema xmlns:xsd="http://www.w3.org/2001/XMLSchema" xmlns:xs="http://www.w3.org/2001/XMLSchema" xmlns:p="http://schemas.microsoft.com/office/2006/metadata/properties" xmlns:ns2="13c90a0b-73bc-4dc0-be5f-28d77b615beb" xmlns:ns3="13c93bba-48ce-428c-bfe5-88b42c19b028" targetNamespace="http://schemas.microsoft.com/office/2006/metadata/properties" ma:root="true" ma:fieldsID="8718d6f4873a5b1392a45044efa78385" ns2:_="" ns3:_="">
     <xsd:import namespace="13c90a0b-73bc-4dc0-be5f-28d77b615beb"/>
@@ -40149,24 +38401,10 @@
 </ct:contentTypeSchema>
 </file>
 
-<file path=customXml/item2.xml><?xml version="1.0" encoding="utf-8"?>
-<s:customData xmlns="http://www.wps.cn/officeDocument/2013/wpsCustomData" xmlns:s="http://www.wps.cn/officeDocument/2013/wpsCustomData">
-  <customSectProps/>
-  <customShpExts>
-    <customShpInfo spid="_x0000_s1026" textRotate="1"/>
-  </customShpExts>
-</s:customData>
-</file>
-
 <file path=customXml/item3.xml><?xml version="1.0" encoding="utf-8"?>
-<p:properties xmlns:p="http://schemas.microsoft.com/office/2006/metadata/properties" xmlns:xsi="http://www.w3.org/2001/XMLSchema-instance" xmlns:pc="http://schemas.microsoft.com/office/infopath/2007/PartnerControls">
-  <documentManagement>
-    <TaxCatchAll xmlns="13c90a0b-73bc-4dc0-be5f-28d77b615beb" xsi:nil="true"/>
-    <lcf76f155ced4ddcb4097134ff3c332f xmlns="13c93bba-48ce-428c-bfe5-88b42c19b028">
-      <Terms xmlns="http://schemas.microsoft.com/office/infopath/2007/PartnerControls"/>
-    </lcf76f155ced4ddcb4097134ff3c332f>
-  </documentManagement>
-</p:properties>
+<go:gDocsCustomXmlDataStorage xmlns:go="http://customooxmlschemas.google.com/" xmlns:r="http://schemas.openxmlformats.org/officeDocument/2006/relationships">
+  <go:docsCustomData xmlns:go="http://customooxmlschemas.google.com/" roundtripDataSignature="AMtx7mh3w1sXrKwdjzYCxjbwPkf7wsIk5w==">AMUW2mWhRc/xLonLdtoI8dz4BVu2GREgE7++Eme5Ko+W5/2G+QfXPKxV7NwLPPaJ77IM2LrlHDguxVZnDKcg4iQIvJIe+zJ9DBWjUaWFI+z0k4HbdiCFsJo=</go:docsCustomData>
+</go:gDocsCustomXmlDataStorage>
 </file>
 
 <file path=customXml/item4.xml><?xml version="1.0" encoding="utf-8"?>
@@ -40179,12 +38417,25 @@
 </file>
 
 <file path=customXml/item5.xml><?xml version="1.0" encoding="utf-8"?>
-<go:gDocsCustomXmlDataStorage xmlns:go="http://customooxmlschemas.google.com/" xmlns:r="http://schemas.openxmlformats.org/officeDocument/2006/relationships">
-  <go:docsCustomData xmlns:go="http://customooxmlschemas.google.com/" roundtripDataSignature="AMtx7mh3w1sXrKwdjzYCxjbwPkf7wsIk5w==">AMUW2mWhRc/xLonLdtoI8dz4BVu2GREgE7++Eme5Ko+W5/2G+QfXPKxV7NwLPPaJ77IM2LrlHDguxVZnDKcg4iQIvJIe+zJ9DBWjUaWFI+z0k4HbdiCFsJo=</go:docsCustomData>
-</go:gDocsCustomXmlDataStorage>
+<p:properties xmlns:p="http://schemas.microsoft.com/office/2006/metadata/properties" xmlns:xsi="http://www.w3.org/2001/XMLSchema-instance" xmlns:pc="http://schemas.microsoft.com/office/infopath/2007/PartnerControls">
+  <documentManagement>
+    <TaxCatchAll xmlns="13c90a0b-73bc-4dc0-be5f-28d77b615beb" xsi:nil="true"/>
+    <lcf76f155ced4ddcb4097134ff3c332f xmlns="13c93bba-48ce-428c-bfe5-88b42c19b028">
+      <Terms xmlns="http://schemas.microsoft.com/office/infopath/2007/PartnerControls"/>
+    </lcf76f155ced4ddcb4097134ff3c332f>
+  </documentManagement>
+</p:properties>
 </file>
 
 <file path=customXml/itemProps1.xml><?xml version="1.0" encoding="utf-8"?>
+<ds:datastoreItem xmlns:ds="http://schemas.openxmlformats.org/officeDocument/2006/customXml" ds:itemID="{B1977F7D-205B-4081-913C-38D41E755F92}">
+  <ds:schemaRefs>
+    <ds:schemaRef ds:uri="http://www.wps.cn/officeDocument/2013/wpsCustomData"/>
+  </ds:schemaRefs>
+</ds:datastoreItem>
+</file>
+
+<file path=customXml/itemProps2.xml><?xml version="1.0" encoding="utf-8"?>
 <ds:datastoreItem xmlns:ds="http://schemas.openxmlformats.org/officeDocument/2006/customXml" ds:itemID="{5DEAC456-1939-4B8A-84C8-7FE8DC65ADC5}">
   <ds:schemaRefs>
     <ds:schemaRef ds:uri="http://schemas.microsoft.com/office/2006/metadata/contentType"/>
@@ -40203,21 +38454,11 @@
 </ds:datastoreItem>
 </file>
 
-<file path=customXml/itemProps2.xml><?xml version="1.0" encoding="utf-8"?>
-<ds:datastoreItem xmlns:ds="http://schemas.openxmlformats.org/officeDocument/2006/customXml" ds:itemID="{B1977F7D-205B-4081-913C-38D41E755F92}">
+<file path=customXml/itemProps3.xml><?xml version="1.0" encoding="utf-8"?>
+<ds:datastoreItem xmlns:ds="http://schemas.openxmlformats.org/officeDocument/2006/customXml" ds:itemID="{11111111-1234-1234-1234-123412341234}">
   <ds:schemaRefs>
-    <ds:schemaRef ds:uri="http://www.wps.cn/officeDocument/2013/wpsCustomData"/>
-  </ds:schemaRefs>
-</ds:datastoreItem>
-</file>
-
-<file path=customXml/itemProps3.xml><?xml version="1.0" encoding="utf-8"?>
-<ds:datastoreItem xmlns:ds="http://schemas.openxmlformats.org/officeDocument/2006/customXml" ds:itemID="{9D9B1A75-0210-4935-8179-95DF20A26AD1}">
-  <ds:schemaRefs>
-    <ds:schemaRef ds:uri="http://schemas.microsoft.com/office/2006/metadata/properties"/>
-    <ds:schemaRef ds:uri="http://schemas.microsoft.com/office/infopath/2007/PartnerControls"/>
-    <ds:schemaRef ds:uri="13c90a0b-73bc-4dc0-be5f-28d77b615beb"/>
-    <ds:schemaRef ds:uri="13c93bba-48ce-428c-bfe5-88b42c19b028"/>
+    <ds:schemaRef ds:uri="http://customooxmlschemas.google.com/"/>
+    <ds:schemaRef ds:uri="http://schemas.openxmlformats.org/officeDocument/2006/relationships"/>
   </ds:schemaRefs>
 </ds:datastoreItem>
 </file>
@@ -40231,10 +38472,12 @@
 </file>
 
 <file path=customXml/itemProps5.xml><?xml version="1.0" encoding="utf-8"?>
-<ds:datastoreItem xmlns:ds="http://schemas.openxmlformats.org/officeDocument/2006/customXml" ds:itemID="{11111111-1234-1234-1234-123412341234}">
+<ds:datastoreItem xmlns:ds="http://schemas.openxmlformats.org/officeDocument/2006/customXml" ds:itemID="{9D9B1A75-0210-4935-8179-95DF20A26AD1}">
   <ds:schemaRefs>
-    <ds:schemaRef ds:uri="http://customooxmlschemas.google.com/"/>
-    <ds:schemaRef ds:uri="http://schemas.openxmlformats.org/officeDocument/2006/relationships"/>
+    <ds:schemaRef ds:uri="http://schemas.microsoft.com/office/2006/metadata/properties"/>
+    <ds:schemaRef ds:uri="http://schemas.microsoft.com/office/infopath/2007/PartnerControls"/>
+    <ds:schemaRef ds:uri="13c90a0b-73bc-4dc0-be5f-28d77b615beb"/>
+    <ds:schemaRef ds:uri="13c93bba-48ce-428c-bfe5-88b42c19b028"/>
   </ds:schemaRefs>
 </ds:datastoreItem>
 </file>